--- a/courts/federal-circuit/trademark-trial-and-appeal-board/answer/usage/OUTPUT-answer-3.docx
+++ b/courts/federal-circuit/trademark-trial-and-appeal-board/answer/usage/OUTPUT-answer-3.docx
@@ -4,26 +4,34 @@
   <w:body>
     <w:p>
       <w:pPr>
-        <w:pStyle w:val="CaptionCenter"/>
-      </w:pPr>
-      <w:r>
+        <w:keepNext/>
+        <w:keepLines/>
+        <w:spacing w:before="0" w:after="0" w:line="276" w:lineRule="exact"/>
+        <w:ind w:left="0" w:firstLine="0"/>
+        <w:jc w:val="center"/>
+      </w:pPr>
+      <w:r>
+        <w:rPr>
+          <w:b/>
+          <w:bCs/>
+        </w:rPr>
         <w:t xml:space="preserve">IN THE UNITED STATES PATENT AND TRADEMARK OFFICE</w:t>
       </w:r>
     </w:p>
     <w:p>
       <w:pPr>
-        <w:pStyle w:val="CaptionCenter"/>
-      </w:pPr>
-      <w:r>
+        <w:keepNext/>
+        <w:keepLines/>
+        <w:spacing w:before="0" w:after="276" w:line="276" w:lineRule="exact"/>
+        <w:ind w:left="0" w:firstLine="0"/>
+        <w:jc w:val="center"/>
+      </w:pPr>
+      <w:r>
+        <w:rPr>
+          <w:b/>
+          <w:bCs/>
+        </w:rPr>
         <w:t xml:space="preserve">BEFORE THE TRADEMARK TRIAL AND APPEAL BOARD</w:t>
-      </w:r>
-    </w:p>
-    <w:p>
-      <w:pPr>
-        <w:pStyle w:val="CaptionLine"/>
-      </w:pPr>
-      <w:r>
-        <w:t xml:space="preserve"/>
       </w:r>
     </w:p>
     <w:tbl>
@@ -31,7 +39,9 @@
         <w:tblW w:w="9360" w:type="dxa"/>
         <w:tblLayout w:type="fixed"/>
         <w:tblCellMar>
+          <w:top w:w="0" w:type="dxa"/>
           <w:left w:w="0" w:type="dxa"/>
+          <w:bottom w:w="0" w:type="dxa"/>
           <w:right w:w="0" w:type="dxa"/>
         </w:tblCellMar>
       </w:tblPr>
@@ -40,6 +50,9 @@
         <w:gridCol w:w="3370"/>
       </w:tblGrid>
       <w:tr>
+        <w:trPr>
+          <w:cantSplit/>
+        </w:trPr>
         <w:tc>
           <w:tcPr>
             <w:tcW w:w="5990" w:type="dxa"/>
@@ -47,80 +60,196 @@
               <w:bottom w:val="single" w:sz="6" w:space="0" w:color="000000"/>
               <w:right w:val="single" w:sz="6" w:space="0" w:color="000000"/>
             </w:tcBorders>
+            <w:tcMar>
+              <w:bottom w:w="216" w:type="dxa"/>
+              <w:right w:w="168" w:type="dxa"/>
+            </w:tcMar>
           </w:tcPr>
           <w:p>
             <w:pPr>
-              <w:pStyle w:val="CaptionLine"/>
+              <w:spacing w:before="0" w:after="0" w:line="276" w:lineRule="exact"/>
+              <w:ind w:left="0" w:firstLine="0"/>
             </w:pPr>
             <w:r>
-              <w:t xml:space="preserve">In the matter of Registration No. 9,999,001</w:t>
+              <w:t xml:space="preserve">In</w:t>
+            </w:r>
+            <w:r>
+              <w:t xml:space="preserve"> </w:t>
+            </w:r>
+            <w:r>
+              <w:t xml:space="preserve">the</w:t>
+            </w:r>
+            <w:r>
+              <w:t xml:space="preserve"> </w:t>
+            </w:r>
+            <w:r>
+              <w:t xml:space="preserve">matter</w:t>
+            </w:r>
+            <w:r>
+              <w:t xml:space="preserve"> </w:t>
+            </w:r>
+            <w:r>
+              <w:t xml:space="preserve">of</w:t>
+            </w:r>
+            <w:r>
+              <w:t xml:space="preserve"> </w:t>
+            </w:r>
+            <w:r>
+              <w:t xml:space="preserve">Registration</w:t>
+            </w:r>
+            <w:r>
+              <w:t xml:space="preserve"> </w:t>
+            </w:r>
+            <w:r>
+              <w:t xml:space="preserve">No.</w:t>
+            </w:r>
+            <w:r>
+              <w:t xml:space="preserve"> </w:t>
+            </w:r>
+            <w:r>
+              <w:t xml:space="preserve">9,999,001</w:t>
             </w:r>
           </w:p>
           <w:p>
             <w:pPr>
-              <w:pStyle w:val="CaptionLine"/>
+              <w:spacing w:before="0" w:after="0" w:line="276" w:lineRule="exact"/>
+              <w:ind w:left="0" w:firstLine="0"/>
             </w:pPr>
             <w:r>
-              <w:t xml:space="preserve">For the mark: HARBORLIGHT</w:t>
+              <w:t xml:space="preserve">For</w:t>
+            </w:r>
+            <w:r>
+              <w:t xml:space="preserve"> </w:t>
+            </w:r>
+            <w:r>
+              <w:t xml:space="preserve">the</w:t>
+            </w:r>
+            <w:r>
+              <w:t xml:space="preserve"> </w:t>
+            </w:r>
+            <w:r>
+              <w:t xml:space="preserve">mark:</w:t>
+            </w:r>
+            <w:r>
+              <w:t xml:space="preserve"> </w:t>
+            </w:r>
+            <w:r>
+              <w:t xml:space="preserve">HARBORLIGHT</w:t>
             </w:r>
           </w:p>
           <w:p>
             <w:pPr>
-              <w:pStyle w:val="CaptionLine"/>
+              <w:spacing w:before="0" w:after="0" w:line="276" w:lineRule="exact"/>
+              <w:ind w:left="0" w:firstLine="0"/>
             </w:pPr>
             <w:r>
-              <w:t xml:space="preserve">Registered: March 3, 2020</w:t>
+              <w:t xml:space="preserve">Registered:</w:t>
+            </w:r>
+            <w:r>
+              <w:t xml:space="preserve"> </w:t>
+            </w:r>
+            <w:r>
+              <w:t xml:space="preserve">March</w:t>
+            </w:r>
+            <w:r>
+              <w:t xml:space="preserve"> </w:t>
+            </w:r>
+            <w:r>
+              <w:t xml:space="preserve">3,</w:t>
+            </w:r>
+            <w:r>
+              <w:t xml:space="preserve"> </w:t>
+            </w:r>
+            <w:r>
+              <w:t xml:space="preserve">2020</w:t>
             </w:r>
           </w:p>
           <w:p>
             <w:pPr>
-              <w:pStyle w:val="CaptionLine"/>
+              <w:spacing w:before="144" w:after="0" w:line="276" w:lineRule="exact"/>
+              <w:ind w:left="0" w:firstLine="0"/>
             </w:pPr>
             <w:r>
-              <w:t xml:space="preserve"/>
+              <w:t xml:space="preserve">Northgate</w:t>
+            </w:r>
+            <w:r>
+              <w:t xml:space="preserve"> </w:t>
+            </w:r>
+            <w:r>
+              <w:t xml:space="preserve">Lantern</w:t>
+            </w:r>
+            <w:r>
+              <w:t xml:space="preserve"> </w:t>
+            </w:r>
+            <w:r>
+              <w:t xml:space="preserve">Works,</w:t>
+            </w:r>
+            <w:r>
+              <w:t xml:space="preserve"> </w:t>
+            </w:r>
+            <w:r>
+              <w:t xml:space="preserve">Inc.,</w:t>
             </w:r>
           </w:p>
           <w:p>
             <w:pPr>
-              <w:pStyle w:val="CaptionLine"/>
+              <w:spacing w:before="0" w:after="0" w:line="276" w:lineRule="exact"/>
+              <w:ind w:left="720" w:firstLine="0"/>
             </w:pPr>
             <w:r>
-              <w:t xml:space="preserve">Northgate Lantern Works, Inc.,</w:t>
+              <w:t xml:space="preserve">Petitioner,</w:t>
             </w:r>
           </w:p>
           <w:p>
             <w:pPr>
-              <w:pStyle w:val="CaptionLine"/>
-              <w:ind w:left="720"/>
+              <w:spacing w:before="0" w:after="0" w:line="276" w:lineRule="exact"/>
+              <w:ind w:left="360" w:firstLine="0"/>
             </w:pPr>
             <w:r>
-              <w:t xml:space="preserve">Petitioner,</w:t>
+              <w:rPr>
+                <w:i/>
+                <w:iCs/>
+              </w:rPr>
+              <w:t xml:space="preserve">v.</w:t>
             </w:r>
           </w:p>
           <w:p>
             <w:pPr>
-              <w:pStyle w:val="CaptionLine"/>
-              <w:ind w:left="360"/>
+              <w:spacing w:before="0" w:after="0" w:line="276" w:lineRule="exact"/>
+              <w:ind w:left="0" w:firstLine="0"/>
             </w:pPr>
             <w:r>
-              <w:rPr>
-                <w:i/>
-              </w:rPr>
-              <w:t xml:space="preserve">v.</w:t>
+              <w:t xml:space="preserve">Pemberton</w:t>
+            </w:r>
+            <w:r>
+              <w:t xml:space="preserve"> </w:t>
+            </w:r>
+            <w:r>
+              <w:t xml:space="preserve">&amp;</w:t>
+            </w:r>
+            <w:r>
+              <w:t xml:space="preserve"> </w:t>
+            </w:r>
+            <w:r>
+              <w:t xml:space="preserve">Vale</w:t>
+            </w:r>
+            <w:r>
+              <w:t xml:space="preserve"> </w:t>
+            </w:r>
+            <w:r>
+              <w:t xml:space="preserve">Chandlers</w:t>
+            </w:r>
+            <w:r>
+              <w:t xml:space="preserve"> </w:t>
+            </w:r>
+            <w:r>
+              <w:t xml:space="preserve">LLC,</w:t>
             </w:r>
           </w:p>
           <w:p>
             <w:pPr>
-              <w:pStyle w:val="CaptionLine"/>
-            </w:pPr>
-            <w:r>
-              <w:t xml:space="preserve">Pemberton &amp; Vale Chandlers LLC,</w:t>
-            </w:r>
-          </w:p>
-          <w:p>
-            <w:pPr>
-              <w:pStyle w:val="CaptionLine"/>
-              <w:ind w:left="720"/>
+              <w:spacing w:before="0" w:after="0" w:line="276" w:lineRule="exact"/>
+              <w:ind w:left="720" w:firstLine="0"/>
             </w:pPr>
             <w:r>
               <w:t xml:space="preserve">Respondent.</w:t>
@@ -130,15 +259,17 @@
         <w:tc>
           <w:tcPr>
             <w:tcW w:w="3370" w:type="dxa"/>
-            <w:vAlign w:val="center"/>
           </w:tcPr>
           <w:p>
             <w:pPr>
-              <w:pStyle w:val="CaptionLine"/>
-              <w:ind w:left="240"/>
+              <w:spacing w:before="1524" w:after="0" w:line="276" w:lineRule="exact"/>
+              <w:ind w:left="264" w:firstLine="0"/>
             </w:pPr>
             <w:r>
-              <w:t xml:space="preserve">Cancellation No. 92099999</w:t>
+              <w:t xml:space="preserve">Cancellation No. </w:t>
+            </w:r>
+            <w:r>
+              <w:t xml:space="preserve">92099999</w:t>
             </w:r>
           </w:p>
         </w:tc>
@@ -146,10 +277,147 @@
     </w:tbl>
     <w:p>
       <w:pPr>
-        <w:pStyle w:val="PaperTitle"/>
-      </w:pPr>
-      <w:r>
-        <w:t xml:space="preserve">RESPONDENT’S ANSWER AND AFFIRMATIVE DEFENSES TO PETITION FOR CANCELLATION</w:t>
+        <w:keepNext/>
+        <w:keepLines/>
+        <w:spacing w:before="336" w:after="216" w:line="276" w:lineRule="exact"/>
+        <w:ind w:left="0" w:firstLine="0"/>
+        <w:jc w:val="center"/>
+      </w:pPr>
+      <w:r>
+        <w:rPr>
+          <w:b/>
+          <w:bCs/>
+          <w:u w:val="single"/>
+        </w:rPr>
+        <w:t xml:space="preserve">RESPONDENT’S</w:t>
+      </w:r>
+      <w:r>
+        <w:rPr>
+          <w:b/>
+          <w:bCs/>
+          <w:u w:val="single"/>
+        </w:rPr>
+        <w:t xml:space="preserve"> </w:t>
+      </w:r>
+      <w:r>
+        <w:rPr>
+          <w:b/>
+          <w:bCs/>
+          <w:u w:val="single"/>
+        </w:rPr>
+        <w:t xml:space="preserve">ANSWER</w:t>
+      </w:r>
+      <w:r>
+        <w:rPr>
+          <w:b/>
+          <w:bCs/>
+          <w:u w:val="single"/>
+        </w:rPr>
+        <w:t xml:space="preserve"> </w:t>
+      </w:r>
+      <w:r>
+        <w:rPr>
+          <w:b/>
+          <w:bCs/>
+          <w:u w:val="single"/>
+        </w:rPr>
+        <w:t xml:space="preserve">AND</w:t>
+      </w:r>
+      <w:r>
+        <w:rPr>
+          <w:b/>
+          <w:bCs/>
+          <w:u w:val="single"/>
+        </w:rPr>
+        <w:t xml:space="preserve"> </w:t>
+      </w:r>
+      <w:r>
+        <w:rPr>
+          <w:b/>
+          <w:bCs/>
+          <w:u w:val="single"/>
+        </w:rPr>
+        <w:t xml:space="preserve">AFFIRMATIVE</w:t>
+      </w:r>
+      <w:r>
+        <w:rPr>
+          <w:b/>
+          <w:bCs/>
+          <w:u w:val="single"/>
+        </w:rPr>
+        <w:t xml:space="preserve"> </w:t>
+      </w:r>
+      <w:r>
+        <w:rPr>
+          <w:b/>
+          <w:bCs/>
+          <w:u w:val="single"/>
+        </w:rPr>
+        <w:t xml:space="preserve">DEFENSES</w:t>
+      </w:r>
+      <w:r>
+        <w:rPr>
+          <w:b/>
+          <w:bCs/>
+          <w:u w:val="single"/>
+        </w:rPr>
+        <w:t xml:space="preserve"> </w:t>
+      </w:r>
+      <w:r>
+        <w:rPr>
+          <w:b/>
+          <w:bCs/>
+          <w:u w:val="single"/>
+        </w:rPr>
+        <w:t xml:space="preserve">TO</w:t>
+      </w:r>
+      <w:r>
+        <w:rPr>
+          <w:b/>
+          <w:bCs/>
+          <w:u w:val="single"/>
+        </w:rPr>
+        <w:t xml:space="preserve"> </w:t>
+      </w:r>
+      <w:r>
+        <w:rPr>
+          <w:b/>
+          <w:bCs/>
+          <w:u w:val="single"/>
+        </w:rPr>
+        <w:t xml:space="preserve">PETITION</w:t>
+      </w:r>
+      <w:r>
+        <w:rPr>
+          <w:b/>
+          <w:bCs/>
+          <w:u w:val="single"/>
+        </w:rPr>
+        <w:t xml:space="preserve"> </w:t>
+      </w:r>
+      <w:r>
+        <w:rPr>
+          <w:b/>
+          <w:bCs/>
+          <w:u w:val="single"/>
+        </w:rPr>
+        <w:t xml:space="preserve">FOR</w:t>
+      </w:r>
+      <w:r>
+        <w:rPr>
+          <w:b/>
+          <w:bCs/>
+          <w:u w:val="single"/>
+        </w:rPr>
+        <w:t xml:space="preserve"> </w:t>
+      </w:r>
+      <w:r>
+        <w:rPr>
+          <w:b/>
+          <w:bCs/>
+          <w:u w:val="single"/>
+        </w:rPr>
+        <w:t xml:space="preserve">CANCELLATION</w:t>
       </w:r>
     </w:p>
     <w:p>
@@ -172,7 +440,7 @@
         <w:t xml:space="preserve">“Petition”</w:t>
       </w:r>
       <w:r>
-        <w:t xml:space="preserve">) filed by Petitioner Northgate Lantern Works, Inc. (</w:t>
+        <w:t xml:space="preserve">) filed by Petitioner Northgate Lantern Works, Inc. (</w:t>
       </w:r>
       <w:r>
         <w:t xml:space="preserve">“Petitioner”</w:t>
@@ -181,18 +449,26 @@
         <w:t xml:space="preserve">) as follows. Paragraph numbers correspond to the numbered paragraphs of the Petition.</w:t>
       </w:r>
     </w:p>
-    <w:bookmarkStart w:id="9" w:name="answer"/>
-    <w:p>
-      <w:pPr>
-        <w:pStyle w:val="Heading1"/>
-      </w:pPr>
-      <w:r>
+    <w:p>
+      <w:pPr>
+        <w:keepNext/>
+        <w:keepLines/>
+        <w:spacing w:before="384" w:after="240" w:line="276" w:lineRule="exact"/>
+        <w:ind w:left="0" w:firstLine="0"/>
+        <w:jc w:val="center"/>
+        <w:outlineLvl w:val="0"/>
+      </w:pPr>
+      <w:r>
+        <w:rPr>
+          <w:b/>
+          <w:bCs/>
+        </w:rPr>
         <w:t xml:space="preserve">Answer</w:t>
       </w:r>
     </w:p>
     <w:p>
       <w:pPr>
-        <w:pStyle w:val="FirstParagraph"/>
+        <w:pStyle w:val="BodyText"/>
       </w:pPr>
       <w:r>
         <w:t xml:space="preserve">1.  Respondent admits that Petitioner is a corporation organized under the laws of the State of Example.</w:t>
@@ -211,7 +487,7 @@
         <w:pStyle w:val="BodyText"/>
       </w:pPr>
       <w:r>
-        <w:t xml:space="preserve">3.  Respondent admits that Registration No. 9,999,001 issued on March 3, 2020 for the mark HARBORLIGHT for</w:t>
+        <w:t xml:space="preserve">3.  Respondent admits that Registration No. 9,999,001 issued on March 3, 2020 for the mark HARBORLIGHT for</w:t>
       </w:r>
       <w:r>
         <w:t xml:space="preserve"> </w:t>
@@ -258,28 +534,168 @@
         <w:t xml:space="preserve">Respondent denies each allegation of the Petition that this Answer does not expressly admit.</w:t>
       </w:r>
     </w:p>
-    <w:bookmarkEnd w:id="9"/>
-    <w:bookmarkStart w:id="12" w:name="affirmative-defenses"/>
-    <w:p>
-      <w:pPr>
-        <w:pStyle w:val="Heading1"/>
-      </w:pPr>
-      <w:r>
-        <w:t xml:space="preserve">Affirmative Defenses</w:t>
-      </w:r>
-    </w:p>
-    <w:bookmarkStart w:id="11" w:name="X135c0637192a79018730bb1f0c0a4dec7bf29b6"/>
-    <w:p>
-      <w:pPr>
-        <w:pStyle w:val="Heading2"/>
-      </w:pPr>
-      <w:r>
-        <w:t xml:space="preserve">A. Respondent’s use of HARBORLIGHT is prior to Petitioner’s</w:t>
-      </w:r>
-    </w:p>
-    <w:p>
-      <w:pPr>
-        <w:pStyle w:val="FirstParagraph"/>
+    <w:p>
+      <w:pPr>
+        <w:keepNext/>
+        <w:keepLines/>
+        <w:spacing w:before="384" w:after="240" w:line="276" w:lineRule="exact"/>
+        <w:ind w:left="0" w:firstLine="0"/>
+        <w:jc w:val="center"/>
+        <w:outlineLvl w:val="0"/>
+      </w:pPr>
+      <w:r>
+        <w:rPr>
+          <w:b/>
+          <w:bCs/>
+        </w:rPr>
+        <w:t xml:space="preserve">Affirmative</w:t>
+      </w:r>
+      <w:r>
+        <w:rPr>
+          <w:b/>
+          <w:bCs/>
+        </w:rPr>
+        <w:t xml:space="preserve"> </w:t>
+      </w:r>
+      <w:r>
+        <w:rPr>
+          <w:b/>
+          <w:bCs/>
+        </w:rPr>
+        <w:t xml:space="preserve">Defenses</w:t>
+      </w:r>
+    </w:p>
+    <w:p>
+      <w:pPr>
+        <w:keepNext/>
+        <w:keepLines/>
+        <w:spacing w:before="312" w:after="216" w:line="276" w:lineRule="exact"/>
+        <w:ind w:left="0" w:firstLine="0"/>
+        <w:outlineLvl w:val="1"/>
+      </w:pPr>
+      <w:r>
+        <w:rPr>
+          <w:b/>
+          <w:bCs/>
+        </w:rPr>
+        <w:t xml:space="preserve">A.</w:t>
+      </w:r>
+      <w:r>
+        <w:rPr>
+          <w:b/>
+          <w:bCs/>
+        </w:rPr>
+        <w:t xml:space="preserve"> </w:t>
+      </w:r>
+      <w:r>
+        <w:rPr>
+          <w:b/>
+          <w:bCs/>
+        </w:rPr>
+        <w:t xml:space="preserve">Respondent’s</w:t>
+      </w:r>
+      <w:r>
+        <w:rPr>
+          <w:b/>
+          <w:bCs/>
+        </w:rPr>
+        <w:t xml:space="preserve"> </w:t>
+      </w:r>
+      <w:r>
+        <w:rPr>
+          <w:b/>
+          <w:bCs/>
+        </w:rPr>
+        <w:t xml:space="preserve">use</w:t>
+      </w:r>
+      <w:r>
+        <w:rPr>
+          <w:b/>
+          <w:bCs/>
+        </w:rPr>
+        <w:t xml:space="preserve"> </w:t>
+      </w:r>
+      <w:r>
+        <w:rPr>
+          <w:b/>
+          <w:bCs/>
+        </w:rPr>
+        <w:t xml:space="preserve">of</w:t>
+      </w:r>
+      <w:r>
+        <w:rPr>
+          <w:b/>
+          <w:bCs/>
+        </w:rPr>
+        <w:t xml:space="preserve"> </w:t>
+      </w:r>
+      <w:r>
+        <w:rPr>
+          <w:b/>
+          <w:bCs/>
+        </w:rPr>
+        <w:t xml:space="preserve">HARBORLIGHT</w:t>
+      </w:r>
+      <w:r>
+        <w:rPr>
+          <w:b/>
+          <w:bCs/>
+        </w:rPr>
+        <w:t xml:space="preserve"> </w:t>
+      </w:r>
+      <w:r>
+        <w:rPr>
+          <w:b/>
+          <w:bCs/>
+        </w:rPr>
+        <w:t xml:space="preserve">is</w:t>
+      </w:r>
+      <w:r>
+        <w:rPr>
+          <w:b/>
+          <w:bCs/>
+        </w:rPr>
+        <w:t xml:space="preserve"> </w:t>
+      </w:r>
+      <w:r>
+        <w:rPr>
+          <w:b/>
+          <w:bCs/>
+        </w:rPr>
+        <w:t xml:space="preserve">prior</w:t>
+      </w:r>
+      <w:r>
+        <w:rPr>
+          <w:b/>
+          <w:bCs/>
+        </w:rPr>
+        <w:t xml:space="preserve"> </w:t>
+      </w:r>
+      <w:r>
+        <w:rPr>
+          <w:b/>
+          <w:bCs/>
+        </w:rPr>
+        <w:t xml:space="preserve">to</w:t>
+      </w:r>
+      <w:r>
+        <w:rPr>
+          <w:b/>
+          <w:bCs/>
+        </w:rPr>
+        <w:t xml:space="preserve"> </w:t>
+      </w:r>
+      <w:r>
+        <w:rPr>
+          <w:b/>
+          <w:bCs/>
+        </w:rPr>
+        <w:t xml:space="preserve">Petitioner’s</w:t>
+      </w:r>
+    </w:p>
+    <w:p>
+      <w:pPr>
+        <w:pStyle w:val="BodyText"/>
       </w:pPr>
       <w:r>
         <w:t xml:space="preserve">Respondent pleads the following, each in the alternative:</w:t>
@@ -303,15 +719,100 @@
     </w:p>
     <w:p>
       <w:pPr>
-        <w:pStyle w:val="BlockText"/>
-      </w:pPr>
-      <w:r>
-        <w:t xml:space="preserve">Registration No. 9,999,001 recites a date of first use in commerce of June 1, 2018.</w:t>
-      </w:r>
-    </w:p>
-    <w:p>
-      <w:pPr>
-        <w:pStyle w:val="FirstParagraph"/>
+        <w:spacing w:before="216" w:after="240" w:line="276" w:lineRule="exact"/>
+        <w:ind w:left="1440" w:right="1440" w:firstLine="0"/>
+      </w:pPr>
+      <w:r>
+        <w:t xml:space="preserve">Registration</w:t>
+      </w:r>
+      <w:r>
+        <w:t xml:space="preserve"> </w:t>
+      </w:r>
+      <w:r>
+        <w:t xml:space="preserve">No.</w:t>
+      </w:r>
+      <w:r>
+        <w:t xml:space="preserve"> </w:t>
+      </w:r>
+      <w:r>
+        <w:t xml:space="preserve">9,999,001</w:t>
+      </w:r>
+      <w:r>
+        <w:t xml:space="preserve"> </w:t>
+      </w:r>
+      <w:r>
+        <w:t xml:space="preserve">recites</w:t>
+      </w:r>
+      <w:r>
+        <w:t xml:space="preserve"> </w:t>
+      </w:r>
+      <w:r>
+        <w:t xml:space="preserve">a</w:t>
+      </w:r>
+      <w:r>
+        <w:t xml:space="preserve"> </w:t>
+      </w:r>
+      <w:r>
+        <w:t xml:space="preserve">date</w:t>
+      </w:r>
+      <w:r>
+        <w:t xml:space="preserve"> </w:t>
+      </w:r>
+      <w:r>
+        <w:t xml:space="preserve">of</w:t>
+      </w:r>
+      <w:r>
+        <w:t xml:space="preserve"> </w:t>
+      </w:r>
+      <w:r>
+        <w:t xml:space="preserve">first</w:t>
+      </w:r>
+      <w:r>
+        <w:t xml:space="preserve"> </w:t>
+      </w:r>
+      <w:r>
+        <w:t xml:space="preserve">use</w:t>
+      </w:r>
+      <w:r>
+        <w:t xml:space="preserve"> </w:t>
+      </w:r>
+      <w:r>
+        <w:t xml:space="preserve">in</w:t>
+      </w:r>
+      <w:r>
+        <w:t xml:space="preserve"> </w:t>
+      </w:r>
+      <w:r>
+        <w:t xml:space="preserve">commerce</w:t>
+      </w:r>
+      <w:r>
+        <w:t xml:space="preserve"> </w:t>
+      </w:r>
+      <w:r>
+        <w:t xml:space="preserve">of</w:t>
+      </w:r>
+      <w:r>
+        <w:t xml:space="preserve"> </w:t>
+      </w:r>
+      <w:r>
+        <w:t xml:space="preserve">June</w:t>
+      </w:r>
+      <w:r>
+        <w:t xml:space="preserve"> </w:t>
+      </w:r>
+      <w:r>
+        <w:t xml:space="preserve">1,</w:t>
+      </w:r>
+      <w:r>
+        <w:t xml:space="preserve"> </w:t>
+      </w:r>
+      <w:r>
+        <w:t xml:space="preserve">2018.</w:t>
+      </w:r>
+    </w:p>
+    <w:p>
+      <w:pPr>
+        <w:pStyle w:val="BodyText"/>
       </w:pPr>
       <w:r>
         <w:t xml:space="preserve">2.  Respondent will rely on the following in support of this defense:</w:t>
@@ -319,90 +820,262 @@
     </w:p>
     <w:p>
       <w:pPr>
-        <w:pStyle w:val="Compact"/>
-        <w:numPr>
-          <w:ilvl w:val="0"/>
-          <w:numId w:val="1001"/>
-        </w:numPr>
-      </w:pPr>
+        <w:pStyle w:val="ListItem"/>
+      </w:pPr>
+      <w:r>
+        <w:t xml:space="preserve">•</w:t>
+      </w:r>
+      <w:r>
+        <w:tab/>
+      </w:r>
       <w:r>
         <w:t xml:space="preserve">the dated invoices for HARBORLIGHT lanterns sold in 2018;</w:t>
       </w:r>
     </w:p>
     <w:p>
       <w:pPr>
-        <w:pStyle w:val="Compact"/>
-        <w:numPr>
-          <w:ilvl w:val="0"/>
-          <w:numId w:val="1001"/>
-        </w:numPr>
-      </w:pPr>
+        <w:pStyle w:val="ListItem"/>
+      </w:pPr>
+      <w:r>
+        <w:t xml:space="preserve">•</w:t>
+      </w:r>
+      <w:r>
+        <w:tab/>
+      </w:r>
       <w:r>
         <w:t xml:space="preserve">the dated catalog pages for the 2018 and 2019 seasons; and</w:t>
       </w:r>
     </w:p>
     <w:p>
       <w:pPr>
-        <w:pStyle w:val="Compact"/>
-        <w:numPr>
-          <w:ilvl w:val="0"/>
-          <w:numId w:val="1001"/>
-        </w:numPr>
-      </w:pPr>
+        <w:pStyle w:val="ListItem"/>
+      </w:pPr>
+      <w:r>
+        <w:t xml:space="preserve">•</w:t>
+      </w:r>
+      <w:r>
+        <w:tab/>
+      </w:r>
       <w:r>
         <w:t xml:space="preserve">the certificate of registration.</w:t>
       </w:r>
     </w:p>
-    <w:bookmarkStart w:id="10" w:name="alternative-pleading"/>
-    <w:p>
-      <w:pPr>
-        <w:pStyle w:val="Heading3"/>
-      </w:pPr>
-      <w:r>
-        <w:t xml:space="preserve">Alternative pleading</w:t>
-      </w:r>
-    </w:p>
-    <w:p>
-      <w:pPr>
-        <w:pStyle w:val="FirstParagraph"/>
+    <w:p>
+      <w:pPr>
+        <w:keepNext/>
+        <w:keepLines/>
+        <w:spacing w:before="264" w:after="192" w:line="276" w:lineRule="exact"/>
+        <w:ind w:left="0" w:firstLine="0"/>
+        <w:outlineLvl w:val="2"/>
+      </w:pPr>
+      <w:r>
+        <w:rPr>
+          <w:b/>
+          <w:bCs/>
+          <w:i/>
+          <w:iCs/>
+        </w:rPr>
+        <w:t xml:space="preserve">Alternative</w:t>
+      </w:r>
+      <w:r>
+        <w:rPr>
+          <w:b/>
+          <w:bCs/>
+          <w:i/>
+          <w:iCs/>
+        </w:rPr>
+        <w:t xml:space="preserve"> </w:t>
+      </w:r>
+      <w:r>
+        <w:rPr>
+          <w:b/>
+          <w:bCs/>
+          <w:i/>
+          <w:iCs/>
+        </w:rPr>
+        <w:t xml:space="preserve">pleading</w:t>
+      </w:r>
+    </w:p>
+    <w:p>
+      <w:pPr>
+        <w:pStyle w:val="BodyText"/>
       </w:pPr>
       <w:r>
         <w:t xml:space="preserve">3.  If the Board finds that the goods recited in the registration are broader than Respondent’s use, Respondent is entitled to retain the registration for the goods on which the mark was used before Petitioner’s claimed date.</w:t>
       </w:r>
     </w:p>
-    <w:bookmarkEnd w:id="10"/>
-    <w:bookmarkEnd w:id="11"/>
-    <w:bookmarkEnd w:id="12"/>
-    <w:bookmarkStart w:id="13" w:name="prayer-for-relief"/>
-    <w:p>
-      <w:pPr>
-        <w:pStyle w:val="Heading1"/>
-      </w:pPr>
-      <w:r>
-        <w:t xml:space="preserve">Prayer for Relief</w:t>
-      </w:r>
-    </w:p>
-    <w:p>
-      <w:pPr>
-        <w:pStyle w:val="BodyTextKeep"/>
-      </w:pPr>
-      <w:r>
-        <w:t xml:space="preserve">WHEREFORE, Respondent requests that the Board deny the Petition and dismiss this proceeding with prejudice.</w:t>
-      </w:r>
-    </w:p>
-    <w:p>
-      <w:pPr>
-        <w:pStyle w:val="Normal"/>
+    <w:p>
+      <w:pPr>
         <w:keepNext/>
-        <w:spacing w:before="480" w:after="120"/>
-      </w:pPr>
-      <w:r>
-        <w:t xml:space="preserve">Dated: January 5, 2027</w:t>
-      </w:r>
-    </w:p>
-    <w:p>
-      <w:pPr>
-        <w:pStyle w:val="SignatureBlock"/>
+        <w:keepLines/>
+        <w:spacing w:before="384" w:after="240" w:line="276" w:lineRule="exact"/>
+        <w:ind w:left="0" w:firstLine="0"/>
+        <w:jc w:val="center"/>
+        <w:outlineLvl w:val="0"/>
+      </w:pPr>
+      <w:r>
+        <w:rPr>
+          <w:b/>
+          <w:bCs/>
+        </w:rPr>
+        <w:t xml:space="preserve">Prayer</w:t>
+      </w:r>
+      <w:r>
+        <w:rPr>
+          <w:b/>
+          <w:bCs/>
+        </w:rPr>
+        <w:t xml:space="preserve"> </w:t>
+      </w:r>
+      <w:r>
+        <w:rPr>
+          <w:b/>
+          <w:bCs/>
+        </w:rPr>
+        <w:t xml:space="preserve">for</w:t>
+      </w:r>
+      <w:r>
+        <w:rPr>
+          <w:b/>
+          <w:bCs/>
+        </w:rPr>
+        <w:t xml:space="preserve"> </w:t>
+      </w:r>
+      <w:r>
+        <w:rPr>
+          <w:b/>
+          <w:bCs/>
+        </w:rPr>
+        <w:t xml:space="preserve">Relief</w:t>
+      </w:r>
+    </w:p>
+    <w:p>
+      <w:pPr>
+        <w:keepNext/>
+        <w:keepLines/>
+        <w:spacing w:before="0" w:after="0" w:line="552" w:lineRule="exact"/>
+        <w:ind w:left="0" w:firstLine="720"/>
+      </w:pPr>
+      <w:r>
+        <w:t xml:space="preserve">WHEREFORE,</w:t>
+      </w:r>
+      <w:r>
+        <w:t xml:space="preserve"> </w:t>
+      </w:r>
+      <w:r>
+        <w:t xml:space="preserve">Respondent</w:t>
+      </w:r>
+      <w:r>
+        <w:t xml:space="preserve"> </w:t>
+      </w:r>
+      <w:r>
+        <w:t xml:space="preserve">requests</w:t>
+      </w:r>
+      <w:r>
+        <w:t xml:space="preserve"> </w:t>
+      </w:r>
+      <w:r>
+        <w:t xml:space="preserve">that</w:t>
+      </w:r>
+      <w:r>
+        <w:t xml:space="preserve"> </w:t>
+      </w:r>
+      <w:r>
+        <w:t xml:space="preserve">the</w:t>
+      </w:r>
+      <w:r>
+        <w:t xml:space="preserve"> </w:t>
+      </w:r>
+      <w:r>
+        <w:t xml:space="preserve">Board</w:t>
+      </w:r>
+      <w:r>
+        <w:t xml:space="preserve"> </w:t>
+      </w:r>
+      <w:r>
+        <w:t xml:space="preserve">deny</w:t>
+      </w:r>
+      <w:r>
+        <w:t xml:space="preserve"> </w:t>
+      </w:r>
+      <w:r>
+        <w:t xml:space="preserve">the</w:t>
+      </w:r>
+      <w:r>
+        <w:t xml:space="preserve"> </w:t>
+      </w:r>
+      <w:r>
+        <w:t xml:space="preserve">Petition</w:t>
+      </w:r>
+      <w:r>
+        <w:t xml:space="preserve"> </w:t>
+      </w:r>
+      <w:r>
+        <w:t xml:space="preserve">and</w:t>
+      </w:r>
+      <w:r>
+        <w:t xml:space="preserve"> </w:t>
+      </w:r>
+      <w:r>
+        <w:t xml:space="preserve">dismiss</w:t>
+      </w:r>
+      <w:r>
+        <w:t xml:space="preserve"> </w:t>
+      </w:r>
+      <w:r>
+        <w:t xml:space="preserve">this</w:t>
+      </w:r>
+      <w:r>
+        <w:t xml:space="preserve"> </w:t>
+      </w:r>
+      <w:r>
+        <w:t xml:space="preserve">proceeding</w:t>
+      </w:r>
+      <w:r>
+        <w:t xml:space="preserve"> </w:t>
+      </w:r>
+      <w:r>
+        <w:t xml:space="preserve">with</w:t>
+      </w:r>
+      <w:r>
+        <w:t xml:space="preserve"> </w:t>
+      </w:r>
+      <w:r>
+        <w:t xml:space="preserve">prejudice.</w:t>
+      </w:r>
+    </w:p>
+    <w:p>
+      <w:pPr>
+        <w:keepNext/>
+        <w:keepLines/>
+        <w:spacing w:before="384" w:after="0" w:line="276" w:lineRule="exact"/>
+        <w:ind w:left="0" w:firstLine="0"/>
+      </w:pPr>
+      <w:r>
+        <w:t xml:space="preserve">Dated: </w:t>
+      </w:r>
+      <w:r>
+        <w:t xml:space="preserve">January</w:t>
+      </w:r>
+      <w:r>
+        <w:t xml:space="preserve"> </w:t>
+      </w:r>
+      <w:r>
+        <w:t xml:space="preserve">5,</w:t>
+      </w:r>
+      <w:r>
+        <w:t xml:space="preserve"> </w:t>
+      </w:r>
+      <w:r>
+        <w:t xml:space="preserve">2027</w:t>
+      </w:r>
+    </w:p>
+    <w:p>
+      <w:pPr>
+        <w:keepNext/>
+        <w:keepLines/>
+        <w:spacing w:before="120" w:after="0" w:line="276" w:lineRule="exact"/>
+        <w:ind w:left="4680" w:firstLine="0"/>
       </w:pPr>
       <w:r>
         <w:t xml:space="preserve">Respectfully submitted,</w:t>
@@ -410,68 +1083,225 @@
     </w:p>
     <w:p>
       <w:pPr>
-        <w:pStyle w:val="SignatureBlock"/>
-      </w:pPr>
-      <w:r>
-        <w:rPr>
-          <w:b/>
-        </w:rPr>
-        <w:t xml:space="preserve">EXAMPLE &amp; EXAMPLE LLP</w:t>
-      </w:r>
-    </w:p>
-    <w:p>
-      <w:pPr>
-        <w:pStyle w:val="SignatureBlock"/>
-        <w:spacing w:before="360" w:after="0"/>
-      </w:pPr>
-      <w:r>
-        <w:t xml:space="preserve">/Jordan R. Example/</w:t>
-      </w:r>
-    </w:p>
-    <w:p>
-      <w:pPr>
-        <w:pStyle w:val="SignatureBlock"/>
+        <w:keepNext/>
+        <w:keepLines/>
+        <w:spacing w:before="72" w:after="0" w:line="276" w:lineRule="exact"/>
+        <w:ind w:left="4680" w:firstLine="0"/>
+      </w:pPr>
+      <w:r>
+        <w:rPr>
+          <w:b/>
+          <w:bCs/>
+        </w:rPr>
+        <w:t xml:space="preserve">EXAMPLE</w:t>
+      </w:r>
+      <w:r>
+        <w:rPr>
+          <w:b/>
+          <w:bCs/>
+        </w:rPr>
+        <w:t xml:space="preserve"> </w:t>
+      </w:r>
+      <w:r>
+        <w:rPr>
+          <w:b/>
+          <w:bCs/>
+        </w:rPr>
+        <w:t xml:space="preserve">&amp;</w:t>
+      </w:r>
+      <w:r>
+        <w:rPr>
+          <w:b/>
+          <w:bCs/>
+        </w:rPr>
+        <w:t xml:space="preserve"> </w:t>
+      </w:r>
+      <w:r>
+        <w:rPr>
+          <w:b/>
+          <w:bCs/>
+        </w:rPr>
+        <w:t xml:space="preserve">EXAMPLE</w:t>
+      </w:r>
+      <w:r>
+        <w:rPr>
+          <w:b/>
+          <w:bCs/>
+        </w:rPr>
+        <w:t xml:space="preserve"> </w:t>
+      </w:r>
+      <w:r>
+        <w:rPr>
+          <w:b/>
+          <w:bCs/>
+        </w:rPr>
+        <w:t xml:space="preserve">LLP</w:t>
+      </w:r>
+    </w:p>
+    <w:p>
+      <w:pPr>
+        <w:keepNext/>
+        <w:keepLines/>
         <w:pBdr>
-          <w:top w:val="single" w:sz="4" w:space="1" w:color="000000"/>
+          <w:bottom w:val="single" w:sz="4" w:space="1" w:color="000000"/>
         </w:pBdr>
-        <w:spacing w:after="0"/>
-      </w:pPr>
-    </w:p>
-    <w:p>
-      <w:pPr>
-        <w:pStyle w:val="SignatureBlock"/>
-      </w:pPr>
-      <w:r>
-        <w:t xml:space="preserve">Jordan R. Example</w:t>
-      </w:r>
-    </w:p>
-    <w:p>
-      <w:pPr>
-        <w:pStyle w:val="SignatureBlock"/>
-      </w:pPr>
-      <w:r>
-        <w:t xml:space="preserve">Attorney for Respondent Pemberton &amp; Vale Chandlers LLC</w:t>
-      </w:r>
-    </w:p>
-    <w:p>
-      <w:pPr>
-        <w:pStyle w:val="SignatureBlock"/>
-      </w:pPr>
-      <w:r>
-        <w:t xml:space="preserve">1 Example Plaza, Suite 100</w:t>
-      </w:r>
-    </w:p>
-    <w:p>
-      <w:pPr>
-        <w:pStyle w:val="SignatureBlock"/>
-      </w:pPr>
-      <w:r>
-        <w:t xml:space="preserve">Anytown, Example 00000</w:t>
-      </w:r>
-    </w:p>
-    <w:p>
-      <w:pPr>
-        <w:pStyle w:val="SignatureBlock"/>
+        <w:spacing w:before="264" w:after="0" w:line="276" w:lineRule="exact"/>
+        <w:ind w:left="4680" w:firstLine="0"/>
+      </w:pPr>
+      <w:r>
+        <w:t xml:space="preserve">/Jordan</w:t>
+      </w:r>
+      <w:r>
+        <w:t xml:space="preserve"> </w:t>
+      </w:r>
+      <w:r>
+        <w:t xml:space="preserve">R.</w:t>
+      </w:r>
+      <w:r>
+        <w:t xml:space="preserve"> </w:t>
+      </w:r>
+      <w:r>
+        <w:t xml:space="preserve">Example/</w:t>
+      </w:r>
+    </w:p>
+    <w:p>
+      <w:pPr>
+        <w:keepNext/>
+        <w:keepLines/>
+        <w:spacing w:before="80" w:after="0" w:line="276" w:lineRule="exact"/>
+        <w:ind w:left="4680" w:firstLine="0"/>
+      </w:pPr>
+      <w:r>
+        <w:t xml:space="preserve">Jordan</w:t>
+      </w:r>
+      <w:r>
+        <w:t xml:space="preserve"> </w:t>
+      </w:r>
+      <w:r>
+        <w:t xml:space="preserve">R.</w:t>
+      </w:r>
+      <w:r>
+        <w:t xml:space="preserve"> </w:t>
+      </w:r>
+      <w:r>
+        <w:t xml:space="preserve">Example</w:t>
+      </w:r>
+    </w:p>
+    <w:p>
+      <w:pPr>
+        <w:keepNext/>
+        <w:keepLines/>
+        <w:spacing w:before="0" w:after="0" w:line="276" w:lineRule="exact"/>
+        <w:ind w:left="4680" w:firstLine="0"/>
+      </w:pPr>
+      <w:r>
+        <w:t xml:space="preserve">Attorney</w:t>
+      </w:r>
+      <w:r>
+        <w:t xml:space="preserve"> </w:t>
+      </w:r>
+      <w:r>
+        <w:t xml:space="preserve">for</w:t>
+      </w:r>
+      <w:r>
+        <w:t xml:space="preserve"> </w:t>
+      </w:r>
+      <w:r>
+        <w:t xml:space="preserve">Respondent</w:t>
+      </w:r>
+      <w:r>
+        <w:t xml:space="preserve"> </w:t>
+      </w:r>
+      <w:r>
+        <w:t xml:space="preserve">Pemberton</w:t>
+      </w:r>
+      <w:r>
+        <w:t xml:space="preserve"> </w:t>
+      </w:r>
+      <w:r>
+        <w:t xml:space="preserve">&amp;</w:t>
+      </w:r>
+      <w:r>
+        <w:t xml:space="preserve"> </w:t>
+      </w:r>
+      <w:r>
+        <w:t xml:space="preserve">Vale</w:t>
+      </w:r>
+      <w:r>
+        <w:t xml:space="preserve"> </w:t>
+      </w:r>
+      <w:r>
+        <w:t xml:space="preserve">Chandlers</w:t>
+      </w:r>
+      <w:r>
+        <w:t xml:space="preserve"> </w:t>
+      </w:r>
+      <w:r>
+        <w:t xml:space="preserve">LLC</w:t>
+      </w:r>
+    </w:p>
+    <w:p>
+      <w:pPr>
+        <w:keepNext/>
+        <w:keepLines/>
+        <w:spacing w:before="0" w:after="0" w:line="276" w:lineRule="exact"/>
+        <w:ind w:left="4680" w:firstLine="0"/>
+      </w:pPr>
+      <w:r>
+        <w:t xml:space="preserve">1</w:t>
+      </w:r>
+      <w:r>
+        <w:t xml:space="preserve"> </w:t>
+      </w:r>
+      <w:r>
+        <w:t xml:space="preserve">Example</w:t>
+      </w:r>
+      <w:r>
+        <w:t xml:space="preserve"> </w:t>
+      </w:r>
+      <w:r>
+        <w:t xml:space="preserve">Plaza,</w:t>
+      </w:r>
+      <w:r>
+        <w:t xml:space="preserve"> </w:t>
+      </w:r>
+      <w:r>
+        <w:t xml:space="preserve">Suite</w:t>
+      </w:r>
+      <w:r>
+        <w:t xml:space="preserve"> </w:t>
+      </w:r>
+      <w:r>
+        <w:t xml:space="preserve">100</w:t>
+      </w:r>
+    </w:p>
+    <w:p>
+      <w:pPr>
+        <w:keepNext/>
+        <w:keepLines/>
+        <w:spacing w:before="0" w:after="0" w:line="276" w:lineRule="exact"/>
+        <w:ind w:left="4680" w:firstLine="0"/>
+      </w:pPr>
+      <w:r>
+        <w:t xml:space="preserve">Anytown,</w:t>
+      </w:r>
+      <w:r>
+        <w:t xml:space="preserve"> </w:t>
+      </w:r>
+      <w:r>
+        <w:t xml:space="preserve">Example</w:t>
+      </w:r>
+      <w:r>
+        <w:t xml:space="preserve"> </w:t>
+      </w:r>
+      <w:r>
+        <w:t xml:space="preserve">00000</w:t>
+      </w:r>
+    </w:p>
+    <w:p>
+      <w:pPr>
+        <w:spacing w:before="0" w:after="0" w:line="276" w:lineRule="exact"/>
+        <w:ind w:left="4680" w:firstLine="0"/>
       </w:pPr>
       <w:r>
         <w:t xml:space="preserve">jexample@example.invalid</w:t>
@@ -479,72 +1309,220 @@
     </w:p>
     <w:p>
       <w:pPr>
-        <w:pStyle w:val="PaperTitle"/>
+        <w:keepNext/>
+        <w:keepLines/>
         <w:pageBreakBefore/>
-      </w:pPr>
-      <w:r>
+        <w:spacing w:before="0" w:after="0" w:line="276" w:lineRule="exact"/>
+        <w:ind w:left="0" w:firstLine="0"/>
+        <w:jc w:val="center"/>
+      </w:pPr>
+      <w:r>
+        <w:rPr>
+          <w:b/>
+          <w:bCs/>
+          <w:u w:val="single"/>
+        </w:rPr>
         <w:t xml:space="preserve">CERTIFICATE OF SERVICE</w:t>
       </w:r>
     </w:p>
     <w:p>
       <w:pPr>
-        <w:pStyle w:val="Normal"/>
-        <w:ind w:firstLine="720"/>
-        <w:spacing w:after="200"/>
-      </w:pPr>
-      <w:r>
-        <w:t xml:space="preserve">I hereby certify that on January 5, 2027, a true and complete copy of the foregoing Respondent’s Answer and Affirmative Defenses to Petition for Cancellation was served by email on:</w:t>
-      </w:r>
-    </w:p>
-    <w:p>
-      <w:pPr>
-        <w:pStyle w:val="Normal"/>
+        <w:spacing w:before="288" w:after="0" w:line="276" w:lineRule="exact"/>
+        <w:ind w:left="0" w:firstLine="720"/>
+      </w:pPr>
+      <w:r>
+        <w:t xml:space="preserve">I hereby certify that on </w:t>
+      </w:r>
+      <w:r>
+        <w:t xml:space="preserve">January</w:t>
+      </w:r>
+      <w:r>
+        <w:t xml:space="preserve"> </w:t>
+      </w:r>
+      <w:r>
+        <w:t xml:space="preserve">5,</w:t>
+      </w:r>
+      <w:r>
+        <w:t xml:space="preserve"> </w:t>
+      </w:r>
+      <w:r>
+        <w:t xml:space="preserve">2027</w:t>
+      </w:r>
+      <w:r>
+        <w:t xml:space="preserve">, a true and complete copy of the foregoing </w:t>
+      </w:r>
+      <w:r>
+        <w:t xml:space="preserve">Respondent’s</w:t>
+      </w:r>
+      <w:r>
+        <w:t xml:space="preserve"> </w:t>
+      </w:r>
+      <w:r>
+        <w:t xml:space="preserve">Answer</w:t>
+      </w:r>
+      <w:r>
+        <w:t xml:space="preserve"> </w:t>
+      </w:r>
+      <w:r>
+        <w:t xml:space="preserve">and</w:t>
+      </w:r>
+      <w:r>
+        <w:t xml:space="preserve"> </w:t>
+      </w:r>
+      <w:r>
+        <w:t xml:space="preserve">Affirmative</w:t>
+      </w:r>
+      <w:r>
+        <w:t xml:space="preserve"> </w:t>
+      </w:r>
+      <w:r>
+        <w:t xml:space="preserve">Defenses</w:t>
+      </w:r>
+      <w:r>
+        <w:t xml:space="preserve"> </w:t>
+      </w:r>
+      <w:r>
+        <w:t xml:space="preserve">to</w:t>
+      </w:r>
+      <w:r>
+        <w:t xml:space="preserve"> </w:t>
+      </w:r>
+      <w:r>
+        <w:t xml:space="preserve">Petition</w:t>
+      </w:r>
+      <w:r>
+        <w:t xml:space="preserve"> </w:t>
+      </w:r>
+      <w:r>
+        <w:t xml:space="preserve">for</w:t>
+      </w:r>
+      <w:r>
+        <w:t xml:space="preserve"> </w:t>
+      </w:r>
+      <w:r>
+        <w:t xml:space="preserve">Cancellation</w:t>
+      </w:r>
+      <w:r>
+        <w:t xml:space="preserve"> was served by email on:</w:t>
+      </w:r>
+    </w:p>
+    <w:p>
+      <w:pPr>
         <w:keepNext/>
-        <w:ind w:left="720"/>
-        <w:spacing w:after="0"/>
-      </w:pPr>
-      <w:r>
-        <w:t xml:space="preserve">Alex Q. Counsel, counsel of record for Petitioner</w:t>
-      </w:r>
-    </w:p>
-    <w:p>
-      <w:pPr>
-        <w:pStyle w:val="Normal"/>
+        <w:keepLines/>
+        <w:spacing w:before="200" w:after="0" w:line="276" w:lineRule="exact"/>
+        <w:ind w:left="720" w:firstLine="0"/>
+      </w:pPr>
+      <w:r>
+        <w:t xml:space="preserve">Alex Q. Counsel, </w:t>
+      </w:r>
+      <w:r>
+        <w:t xml:space="preserve">counsel</w:t>
+      </w:r>
+      <w:r>
+        <w:t xml:space="preserve"> </w:t>
+      </w:r>
+      <w:r>
+        <w:t xml:space="preserve">of</w:t>
+      </w:r>
+      <w:r>
+        <w:t xml:space="preserve"> </w:t>
+      </w:r>
+      <w:r>
+        <w:t xml:space="preserve">record</w:t>
+      </w:r>
+      <w:r>
+        <w:t xml:space="preserve"> </w:t>
+      </w:r>
+      <w:r>
+        <w:t xml:space="preserve">for</w:t>
+      </w:r>
+      <w:r>
+        <w:t xml:space="preserve"> </w:t>
+      </w:r>
+      <w:r>
+        <w:t xml:space="preserve">Petitioner</w:t>
+      </w:r>
+    </w:p>
+    <w:p>
+      <w:pPr>
         <w:keepNext/>
-        <w:ind w:left="720"/>
-        <w:spacing w:after="0"/>
-      </w:pPr>
-      <w:r>
-        <w:t xml:space="preserve">Counsel &amp; Counsel PLLC</w:t>
-      </w:r>
-    </w:p>
-    <w:p>
-      <w:pPr>
-        <w:pStyle w:val="Normal"/>
+        <w:keepLines/>
+        <w:spacing w:before="0" w:after="0" w:line="276" w:lineRule="exact"/>
+        <w:ind w:left="720" w:firstLine="0"/>
+      </w:pPr>
+      <w:r>
+        <w:t xml:space="preserve">Counsel</w:t>
+      </w:r>
+      <w:r>
+        <w:t xml:space="preserve"> </w:t>
+      </w:r>
+      <w:r>
+        <w:t xml:space="preserve">&amp;</w:t>
+      </w:r>
+      <w:r>
+        <w:t xml:space="preserve"> </w:t>
+      </w:r>
+      <w:r>
+        <w:t xml:space="preserve">Counsel</w:t>
+      </w:r>
+      <w:r>
+        <w:t xml:space="preserve"> </w:t>
+      </w:r>
+      <w:r>
+        <w:t xml:space="preserve">PLLC</w:t>
+      </w:r>
+    </w:p>
+    <w:p>
+      <w:pPr>
         <w:keepNext/>
-        <w:ind w:left="720"/>
-        <w:spacing w:after="0"/>
-      </w:pPr>
-      <w:r>
-        <w:t xml:space="preserve">2 Sample Street</w:t>
-      </w:r>
-    </w:p>
-    <w:p>
-      <w:pPr>
-        <w:pStyle w:val="Normal"/>
+        <w:keepLines/>
+        <w:spacing w:before="0" w:after="0" w:line="276" w:lineRule="exact"/>
+        <w:ind w:left="720" w:firstLine="0"/>
+      </w:pPr>
+      <w:r>
+        <w:t xml:space="preserve">2</w:t>
+      </w:r>
+      <w:r>
+        <w:t xml:space="preserve"> </w:t>
+      </w:r>
+      <w:r>
+        <w:t xml:space="preserve">Sample</w:t>
+      </w:r>
+      <w:r>
+        <w:t xml:space="preserve"> </w:t>
+      </w:r>
+      <w:r>
+        <w:t xml:space="preserve">Street</w:t>
+      </w:r>
+    </w:p>
+    <w:p>
+      <w:pPr>
         <w:keepNext/>
-        <w:ind w:left="720"/>
-        <w:spacing w:after="0"/>
-      </w:pPr>
-      <w:r>
-        <w:t xml:space="preserve">Sampletown, Example 00001</w:t>
-      </w:r>
-    </w:p>
-    <w:p>
-      <w:pPr>
-        <w:pStyle w:val="Normal"/>
-        <w:ind w:left="720"/>
-        <w:spacing w:after="240"/>
+        <w:keepLines/>
+        <w:spacing w:before="0" w:after="0" w:line="276" w:lineRule="exact"/>
+        <w:ind w:left="720" w:firstLine="0"/>
+      </w:pPr>
+      <w:r>
+        <w:t xml:space="preserve">Sampletown,</w:t>
+      </w:r>
+      <w:r>
+        <w:t xml:space="preserve"> </w:t>
+      </w:r>
+      <w:r>
+        <w:t xml:space="preserve">Example</w:t>
+      </w:r>
+      <w:r>
+        <w:t xml:space="preserve"> </w:t>
+      </w:r>
+      <w:r>
+        <w:t xml:space="preserve">00001</w:t>
+      </w:r>
+    </w:p>
+    <w:p>
+      <w:pPr>
+        <w:spacing w:before="0" w:after="0" w:line="276" w:lineRule="exact"/>
+        <w:ind w:left="720" w:firstLine="0"/>
       </w:pPr>
       <w:r>
         <w:t xml:space="preserve">acounsel@example.invalid</w:t>
@@ -552,31 +1530,75 @@
     </w:p>
     <w:p>
       <w:pPr>
-        <w:pStyle w:val="Normal"/>
         <w:keepNext/>
-        <w:ind w:left="720"/>
-        <w:spacing w:after="0"/>
-      </w:pPr>
-      <w:r>
-        <w:t xml:space="preserve">Sam T. Associate, counsel of record for Petitioner</w:t>
-      </w:r>
-    </w:p>
-    <w:p>
-      <w:pPr>
-        <w:pStyle w:val="Normal"/>
+        <w:keepLines/>
+        <w:spacing w:before="240" w:after="0" w:line="276" w:lineRule="exact"/>
+        <w:ind w:left="720" w:firstLine="0"/>
+      </w:pPr>
+      <w:r>
+        <w:t xml:space="preserve">Sam T. Associate, </w:t>
+      </w:r>
+      <w:r>
+        <w:t xml:space="preserve">counsel</w:t>
+      </w:r>
+      <w:r>
+        <w:t xml:space="preserve"> </w:t>
+      </w:r>
+      <w:r>
+        <w:t xml:space="preserve">of</w:t>
+      </w:r>
+      <w:r>
+        <w:t xml:space="preserve"> </w:t>
+      </w:r>
+      <w:r>
+        <w:t xml:space="preserve">record</w:t>
+      </w:r>
+      <w:r>
+        <w:t xml:space="preserve"> </w:t>
+      </w:r>
+      <w:r>
+        <w:t xml:space="preserve">for</w:t>
+      </w:r>
+      <w:r>
+        <w:t xml:space="preserve"> </w:t>
+      </w:r>
+      <w:r>
+        <w:t xml:space="preserve">Petitioner</w:t>
+      </w:r>
+    </w:p>
+    <w:p>
+      <w:pPr>
         <w:keepNext/>
-        <w:ind w:left="720"/>
-        <w:spacing w:after="0"/>
-      </w:pPr>
-      <w:r>
-        <w:t xml:space="preserve">Counsel &amp; Counsel PLLC</w:t>
-      </w:r>
-    </w:p>
-    <w:p>
-      <w:pPr>
-        <w:pStyle w:val="Normal"/>
-        <w:ind w:left="720"/>
-        <w:spacing w:after="240"/>
+        <w:keepLines/>
+        <w:spacing w:before="0" w:after="0" w:line="276" w:lineRule="exact"/>
+        <w:ind w:left="720" w:firstLine="0"/>
+      </w:pPr>
+      <w:r>
+        <w:t xml:space="preserve">Counsel</w:t>
+      </w:r>
+      <w:r>
+        <w:t xml:space="preserve"> </w:t>
+      </w:r>
+      <w:r>
+        <w:t xml:space="preserve">&amp;</w:t>
+      </w:r>
+      <w:r>
+        <w:t xml:space="preserve"> </w:t>
+      </w:r>
+      <w:r>
+        <w:t xml:space="preserve">Counsel</w:t>
+      </w:r>
+      <w:r>
+        <w:t xml:space="preserve"> </w:t>
+      </w:r>
+      <w:r>
+        <w:t xml:space="preserve">PLLC</w:t>
+      </w:r>
+    </w:p>
+    <w:p>
+      <w:pPr>
+        <w:spacing w:before="0" w:after="0" w:line="276" w:lineRule="exact"/>
+        <w:ind w:left="720" w:firstLine="0"/>
       </w:pPr>
       <w:r>
         <w:t xml:space="preserve">sassociate@example.invalid</w:t>
@@ -584,31 +1606,57 @@
     </w:p>
     <w:p>
       <w:pPr>
-        <w:pStyle w:val="Normal"/>
         <w:keepNext/>
-        <w:ind w:left="720"/>
-        <w:spacing w:after="0"/>
-      </w:pPr>
-      <w:r>
-        <w:t xml:space="preserve">Docketing Department, courtesy copy</w:t>
-      </w:r>
-    </w:p>
-    <w:p>
-      <w:pPr>
-        <w:pStyle w:val="Normal"/>
+        <w:keepLines/>
+        <w:spacing w:before="240" w:after="0" w:line="276" w:lineRule="exact"/>
+        <w:ind w:left="720" w:firstLine="0"/>
+      </w:pPr>
+      <w:r>
+        <w:t xml:space="preserve">Docketing Department, </w:t>
+      </w:r>
+      <w:r>
+        <w:t xml:space="preserve">courtesy</w:t>
+      </w:r>
+      <w:r>
+        <w:t xml:space="preserve"> </w:t>
+      </w:r>
+      <w:r>
+        <w:t xml:space="preserve">copy</w:t>
+      </w:r>
+    </w:p>
+    <w:p>
+      <w:pPr>
         <w:keepNext/>
-        <w:ind w:left="720"/>
-        <w:spacing w:after="0"/>
-      </w:pPr>
-      <w:r>
-        <w:t xml:space="preserve">Counsel &amp; Counsel PLLC</w:t>
-      </w:r>
-    </w:p>
-    <w:p>
-      <w:pPr>
-        <w:pStyle w:val="Normal"/>
-        <w:ind w:left="720"/>
-        <w:spacing w:after="240"/>
+        <w:keepLines/>
+        <w:spacing w:before="0" w:after="0" w:line="276" w:lineRule="exact"/>
+        <w:ind w:left="720" w:firstLine="0"/>
+      </w:pPr>
+      <w:r>
+        <w:t xml:space="preserve">Counsel</w:t>
+      </w:r>
+      <w:r>
+        <w:t xml:space="preserve"> </w:t>
+      </w:r>
+      <w:r>
+        <w:t xml:space="preserve">&amp;</w:t>
+      </w:r>
+      <w:r>
+        <w:t xml:space="preserve"> </w:t>
+      </w:r>
+      <w:r>
+        <w:t xml:space="preserve">Counsel</w:t>
+      </w:r>
+      <w:r>
+        <w:t xml:space="preserve"> </w:t>
+      </w:r>
+      <w:r>
+        <w:t xml:space="preserve">PLLC</w:t>
+      </w:r>
+    </w:p>
+    <w:p>
+      <w:pPr>
+        <w:spacing w:before="0" w:after="0" w:line="276" w:lineRule="exact"/>
+        <w:ind w:left="720" w:firstLine="0"/>
       </w:pPr>
       <w:r>
         <w:t xml:space="preserve">docketing@example.invalid</w:t>
@@ -616,43 +1664,78 @@
     </w:p>
     <w:p>
       <w:pPr>
-        <w:pStyle w:val="SignatureBlock"/>
-        <w:spacing w:before="360" w:after="0"/>
-      </w:pPr>
-      <w:r>
-        <w:t xml:space="preserve">/Jordan R. Example/</w:t>
-      </w:r>
-    </w:p>
-    <w:p>
-      <w:pPr>
-        <w:pStyle w:val="SignatureBlock"/>
+        <w:keepNext/>
+        <w:keepLines/>
         <w:pBdr>
-          <w:top w:val="single" w:sz="4" w:space="1" w:color="000000"/>
+          <w:bottom w:val="single" w:sz="4" w:space="1" w:color="000000"/>
         </w:pBdr>
-        <w:spacing w:after="0"/>
-      </w:pPr>
-    </w:p>
-    <w:p>
-      <w:pPr>
-        <w:pStyle w:val="SignatureBlock"/>
-      </w:pPr>
-      <w:r>
-        <w:t xml:space="preserve">Jordan R. Example</w:t>
-      </w:r>
-    </w:p>
-    <w:p>
-      <w:pPr>
-        <w:pStyle w:val="SignatureBlock"/>
-      </w:pPr>
-      <w:r>
-        <w:t xml:space="preserve">Attorney for Respondent</w:t>
-      </w:r>
-    </w:p>
-    <w:bookmarkEnd w:id="13"/>
+        <w:spacing w:before="360" w:after="0" w:line="276" w:lineRule="exact"/>
+        <w:ind w:left="4680" w:firstLine="0"/>
+      </w:pPr>
+      <w:r>
+        <w:t xml:space="preserve">/Jordan</w:t>
+      </w:r>
+      <w:r>
+        <w:t xml:space="preserve"> </w:t>
+      </w:r>
+      <w:r>
+        <w:t xml:space="preserve">R.</w:t>
+      </w:r>
+      <w:r>
+        <w:t xml:space="preserve"> </w:t>
+      </w:r>
+      <w:r>
+        <w:t xml:space="preserve">Example/</w:t>
+      </w:r>
+    </w:p>
+    <w:p>
+      <w:pPr>
+        <w:keepNext/>
+        <w:keepLines/>
+        <w:spacing w:before="80" w:after="0" w:line="276" w:lineRule="exact"/>
+        <w:ind w:left="4680" w:firstLine="0"/>
+      </w:pPr>
+      <w:r>
+        <w:t xml:space="preserve">Jordan</w:t>
+      </w:r>
+      <w:r>
+        <w:t xml:space="preserve"> </w:t>
+      </w:r>
+      <w:r>
+        <w:t xml:space="preserve">R.</w:t>
+      </w:r>
+      <w:r>
+        <w:t xml:space="preserve"> </w:t>
+      </w:r>
+      <w:r>
+        <w:t xml:space="preserve">Example</w:t>
+      </w:r>
+    </w:p>
+    <w:p>
+      <w:pPr>
+        <w:spacing w:before="0" w:after="0" w:line="276" w:lineRule="exact"/>
+        <w:ind w:left="4680" w:firstLine="0"/>
+      </w:pPr>
+      <w:r>
+        <w:t xml:space="preserve">Attorney</w:t>
+      </w:r>
+      <w:r>
+        <w:t xml:space="preserve"> </w:t>
+      </w:r>
+      <w:r>
+        <w:t xml:space="preserve">for</w:t>
+      </w:r>
+      <w:r>
+        <w:t xml:space="preserve"> </w:t>
+      </w:r>
+      <w:r>
+        <w:t xml:space="preserve">Respondent</w:t>
+      </w:r>
+    </w:p>
     <w:sectPr>
-      <w:footerReference r:id="rIdFooter1" w:type="default"/>
-      <w:pgSz w:h="15840" w:w="12240"/>
-      <w:pgMar w:bottom="1440" w:footer="720" w:gutter="0" w:header="720" w:left="1440" w:right="1440" w:top="1440"/>
+      <w:footerReference w:type="default" r:id="rIdFooter1"/>
+      <w:pgSz w:w="12240" w:h="15840"/>
+      <w:pgMar w:top="1440" w:right="1440" w:bottom="1440" w:left="1440" w:header="720" w:footer="432" w:gutter="0"/>
     </w:sectPr>
   </w:body>
 </w:document>
@@ -784,114 +1867,8 @@
       </w:pPr>
     </w:lvl>
   </w:abstractNum>
-  <w:abstractNum w:abstractNumId="991">
-    <w:nsid w:val="0000A991"/>
-    <w:multiLevelType w:val="multilevel"/>
-    <w:lvl w:ilvl="0">
-      <w:numFmt w:val="bullet"/>
-      <w:lvlText w:val=""/>
-      <w:lvlJc w:val="left"/>
-      <w:pPr>
-        <w:ind w:left="720" w:hanging="360"/>
-      </w:pPr>
-      <w:rPr>
-        <w:rFonts w:ascii="Symbol" w:hAnsi="Symbol" w:cs="Symbol" w:hint="default"/>
-      </w:rPr>
-    </w:lvl>
-    <w:lvl w:ilvl="1">
-      <w:numFmt w:val="bullet"/>
-      <w:lvlText w:val="o"/>
-      <w:lvlJc w:val="left"/>
-      <w:pPr>
-        <w:ind w:left="1440" w:hanging="360"/>
-      </w:pPr>
-      <w:rPr>
-        <w:rFonts w:ascii="Courier New" w:hAnsi="Courier New" w:cs="Courier New" w:hint="default"/>
-      </w:rPr>
-    </w:lvl>
-    <w:lvl w:ilvl="2">
-      <w:numFmt w:val="bullet"/>
-      <w:lvlText w:val=""/>
-      <w:lvlJc w:val="left"/>
-      <w:pPr>
-        <w:ind w:left="2160" w:hanging="360"/>
-      </w:pPr>
-      <w:rPr>
-        <w:rFonts w:ascii="Wingdings" w:hAnsi="Wingdings" w:cs="Wingdings" w:hint="default"/>
-      </w:rPr>
-    </w:lvl>
-    <w:lvl w:ilvl="3">
-      <w:numFmt w:val="bullet"/>
-      <w:lvlText w:val=""/>
-      <w:lvlJc w:val="left"/>
-      <w:pPr>
-        <w:ind w:left="2880" w:hanging="360"/>
-      </w:pPr>
-      <w:rPr>
-        <w:rFonts w:ascii="Symbol" w:hAnsi="Symbol" w:cs="Symbol" w:hint="default"/>
-      </w:rPr>
-    </w:lvl>
-    <w:lvl w:ilvl="4">
-      <w:numFmt w:val="bullet"/>
-      <w:lvlText w:val="o"/>
-      <w:lvlJc w:val="left"/>
-      <w:pPr>
-        <w:ind w:left="3600" w:hanging="360"/>
-      </w:pPr>
-      <w:rPr>
-        <w:rFonts w:ascii="Courier New" w:hAnsi="Courier New" w:cs="Courier New" w:hint="default"/>
-      </w:rPr>
-    </w:lvl>
-    <w:lvl w:ilvl="5">
-      <w:numFmt w:val="bullet"/>
-      <w:lvlText w:val=""/>
-      <w:lvlJc w:val="left"/>
-      <w:pPr>
-        <w:ind w:left="4320" w:hanging="360"/>
-      </w:pPr>
-      <w:rPr>
-        <w:rFonts w:ascii="Wingdings" w:hAnsi="Wingdings" w:cs="Wingdings" w:hint="default"/>
-      </w:rPr>
-    </w:lvl>
-    <w:lvl w:ilvl="6">
-      <w:numFmt w:val="bullet"/>
-      <w:lvlText w:val=""/>
-      <w:lvlJc w:val="left"/>
-      <w:pPr>
-        <w:ind w:left="5040" w:hanging="360"/>
-      </w:pPr>
-      <w:rPr>
-        <w:rFonts w:ascii="Symbol" w:hAnsi="Symbol" w:cs="Symbol" w:hint="default"/>
-      </w:rPr>
-    </w:lvl>
-    <w:lvl w:ilvl="7">
-      <w:numFmt w:val="bullet"/>
-      <w:lvlText w:val="o"/>
-      <w:lvlJc w:val="left"/>
-      <w:pPr>
-        <w:ind w:left="5760" w:hanging="360"/>
-      </w:pPr>
-      <w:rPr>
-        <w:rFonts w:ascii="Courier New" w:hAnsi="Courier New" w:cs="Courier New" w:hint="default"/>
-      </w:rPr>
-    </w:lvl>
-    <w:lvl w:ilvl="8">
-      <w:numFmt w:val="bullet"/>
-      <w:lvlText w:val=""/>
-      <w:lvlJc w:val="left"/>
-      <w:pPr>
-        <w:ind w:left="6480" w:hanging="360"/>
-      </w:pPr>
-      <w:rPr>
-        <w:rFonts w:ascii="Wingdings" w:hAnsi="Wingdings" w:cs="Wingdings" w:hint="default"/>
-      </w:rPr>
-    </w:lvl>
-  </w:abstractNum>
   <w:num w:numId="1000">
     <w:abstractNumId w:val="990"/>
-  </w:num>
-  <w:num w:numId="1001">
-    <w:abstractNumId w:val="991"/>
   </w:num>
 </w:numbering>
 </file>
@@ -901,49 +1878,49 @@
   <w:docDefaults>
     <w:rPrDefault>
       <w:rPr>
-        <w:rFonts w:ascii="Times New Roman" w:cs="Times New Roman" w:eastAsia="Times New Roman" w:hAnsi="Times New Roman"/>
+        <w:rFonts w:ascii="Times New Roman" w:hAnsi="Times New Roman" w:eastAsia="Times New Roman" w:cs="Times New Roman"/>
         <w:sz w:val="24"/>
         <w:szCs w:val="24"/>
-        <w:lang w:bidi="ar-SA" w:eastAsia="en-US" w:val="en-US"/>
+        <w:lang w:val="en-US" w:eastAsia="zh-CN" w:bidi="ar-SA"/>
       </w:rPr>
     </w:rPrDefault>
     <w:pPrDefault>
       <w:pPr>
-        <w:spacing w:after="0" w:line="240" w:lineRule="auto"/>
+        <w:widowControl/>
+        <w:spacing w:after="0"/>
       </w:pPr>
     </w:pPrDefault>
   </w:docDefaults>
-  <w:latentStyles w:count="276" w:defLockedState="0" w:defQFormat="0" w:defSemiHidden="0" w:defUIPriority="0" w:defUnhideWhenUsed="0"/>
-  <w:style w:default="1" w:styleId="Normal" w:type="paragraph">
+  <w:latentStyles w:defLockedState="0" w:defUIPriority="0" w:defSemiHidden="0" w:defUnhideWhenUsed="0" w:defQFormat="0" w:count="276"/>
+  <w:style w:type="paragraph" w:default="1" w:styleId="Normal">
     <w:name w:val="Normal"/>
     <w:qFormat/>
   </w:style>
-  <w:style w:styleId="BodyText" w:type="paragraph">
+  <w:style w:type="paragraph" w:styleId="BodyText">
     <w:name w:val="Body Text"/>
     <w:basedOn w:val="Normal"/>
     <w:link w:val="BodyTextChar"/>
     <w:qFormat/>
     <w:pPr>
-      <w:widowControl/>
-      <w:spacing w:after="0" w:before="0" w:line="480" w:lineRule="auto"/>
+      <w:spacing w:before="0" w:after="0" w:line="552" w:lineRule="exact"/>
       <w:ind w:firstLine="720"/>
     </w:pPr>
   </w:style>
-  <w:style w:customStyle="1" w:styleId="FirstParagraph" w:type="paragraph">
+  <w:style w:type="paragraph" w:customStyle="1" w:styleId="FirstParagraph">
     <w:name w:val="First Paragraph"/>
     <w:basedOn w:val="BodyText"/>
     <w:next w:val="BodyText"/>
     <w:qFormat/>
   </w:style>
-  <w:style w:customStyle="1" w:styleId="Compact" w:type="paragraph">
+  <w:style w:type="paragraph" w:customStyle="1" w:styleId="Compact">
     <w:name w:val="Compact"/>
-    <w:basedOn w:val="Normal"/>
+    <w:basedOn w:val="BodyText"/>
     <w:qFormat/>
     <w:pPr>
-      <w:spacing w:after="120" w:before="0" w:line="240" w:lineRule="auto"/>
+      <w:spacing w:before="36" w:after="36"/>
     </w:pPr>
   </w:style>
-  <w:style w:styleId="Title" w:type="paragraph">
+  <w:style w:type="paragraph" w:styleId="Title">
     <w:name w:val="Title"/>
     <w:basedOn w:val="Normal"/>
     <w:next w:val="BodyText"/>
@@ -957,24 +1934,24 @@
       <w:jc w:val="center"/>
     </w:pPr>
     <w:rPr>
-      <w:rFonts w:asciiTheme="majorHAnsi" w:cstheme="majorBidi" w:eastAsiaTheme="majorEastAsia" w:hAnsiTheme="majorHAnsi"/>
+      <w:rFonts w:asciiTheme="majorHAnsi" w:eastAsiaTheme="majorEastAsia" w:hAnsiTheme="majorHAnsi" w:cstheme="majorBidi"/>
       <w:sz w:val="56"/>
       <w:szCs w:val="56"/>
     </w:rPr>
   </w:style>
-  <w:style w:customStyle="1" w:styleId="TitleChar" w:type="character">
+  <w:style w:type="character" w:customStyle="1" w:styleId="TitleChar">
     <w:name w:val="Title Char"/>
     <w:basedOn w:val="DefaultParagraphFont"/>
     <w:link w:val="Title"/>
     <w:uiPriority w:val="10"/>
     <w:rsid w:val="00A10FD9"/>
     <w:rPr>
-      <w:rFonts w:asciiTheme="majorHAnsi" w:cstheme="majorBidi" w:eastAsiaTheme="majorEastAsia" w:hAnsiTheme="majorHAnsi"/>
+      <w:rFonts w:asciiTheme="majorHAnsi" w:eastAsiaTheme="majorEastAsia" w:hAnsiTheme="majorHAnsi" w:cstheme="majorBidi"/>
       <w:sz w:val="56"/>
       <w:szCs w:val="56"/>
     </w:rPr>
   </w:style>
-  <w:style w:styleId="Subtitle" w:type="paragraph">
+  <w:style w:type="paragraph" w:styleId="Subtitle">
     <w:name w:val="Subtitle"/>
     <w:basedOn w:val="Title"/>
     <w:next w:val="BodyText"/>
@@ -988,27 +1965,27 @@
       </w:numPr>
     </w:pPr>
     <w:rPr>
-      <w:rFonts w:cstheme="majorBidi" w:eastAsiaTheme="majorEastAsia"/>
+      <w:rFonts w:eastAsiaTheme="majorEastAsia" w:cstheme="majorBidi"/>
       <w:spacing w:val="15"/>
       <w:sz w:val="28"/>
       <w:szCs w:val="28"/>
     </w:rPr>
   </w:style>
-  <w:style w:customStyle="1" w:styleId="SubtitleChar" w:type="character">
+  <w:style w:type="character" w:customStyle="1" w:styleId="SubtitleChar">
     <w:name w:val="Subtitle Char"/>
     <w:basedOn w:val="DefaultParagraphFont"/>
     <w:link w:val="Subtitle"/>
     <w:uiPriority w:val="11"/>
     <w:rsid w:val="00A10FD9"/>
     <w:rPr>
-      <w:rFonts w:cstheme="majorBidi" w:eastAsiaTheme="majorEastAsia"/>
-      <w:color w:themeColor="text1" w:themeTint="A6" w:val="595959"/>
+      <w:rFonts w:eastAsiaTheme="majorEastAsia" w:cstheme="majorBidi"/>
+      <w:color w:val="595959" w:themeColor="text1" w:themeTint="A6"/>
       <w:spacing w:val="15"/>
       <w:sz w:val="28"/>
       <w:szCs w:val="28"/>
     </w:rPr>
   </w:style>
-  <w:style w:customStyle="1" w:styleId="Author" w:type="paragraph">
+  <w:style w:type="paragraph" w:customStyle="1" w:styleId="Author">
     <w:name w:val="Author"/>
     <w:basedOn w:val="Title"/>
     <w:next w:val="BodyText"/>
@@ -1022,7 +1999,7 @@
       <w:szCs w:val="24"/>
     </w:rPr>
   </w:style>
-  <w:style w:styleId="Date" w:type="paragraph">
+  <w:style w:type="paragraph" w:styleId="Date">
     <w:name w:val="Date"/>
     <w:basedOn w:val="Title"/>
     <w:next w:val="BodyText"/>
@@ -1036,7 +2013,7 @@
       <w:szCs w:val="24"/>
     </w:rPr>
   </w:style>
-  <w:style w:customStyle="1" w:styleId="AbstractTitle" w:type="paragraph">
+  <w:style w:type="paragraph" w:customStyle="1" w:styleId="AbstractTitle">
     <w:name w:val="Abstract Title"/>
     <w:basedOn w:val="Normal"/>
     <w:next w:val="Abstract"/>
@@ -1044,7 +2021,7 @@
     <w:pPr>
       <w:keepNext/>
       <w:keepLines/>
-      <w:spacing w:after="0" w:before="300"/>
+      <w:spacing w:before="300" w:after="0"/>
       <w:jc w:val="center"/>
     </w:pPr>
     <w:rPr>
@@ -1053,7 +2030,7 @@
       <w:szCs w:val="20"/>
     </w:rPr>
   </w:style>
-  <w:style w:customStyle="1" w:styleId="Abstract" w:type="paragraph">
+  <w:style w:type="paragraph" w:customStyle="1" w:styleId="Abstract">
     <w:name w:val="Abstract"/>
     <w:basedOn w:val="Normal"/>
     <w:next w:val="BodyText"/>
@@ -1061,14 +2038,14 @@
     <w:pPr>
       <w:keepNext/>
       <w:keepLines/>
-      <w:spacing w:after="300" w:before="100"/>
+      <w:spacing w:before="100" w:after="300"/>
     </w:pPr>
     <w:rPr>
       <w:sz w:val="20"/>
       <w:szCs w:val="20"/>
     </w:rPr>
   </w:style>
-  <w:style w:styleId="Bibliography" w:type="paragraph">
+  <w:style w:type="paragraph" w:styleId="Bibliography">
     <w:name w:val="Bibliography"/>
     <w:basedOn w:val="Normal"/>
     <w:next w:val="Bibliography"/>
@@ -1076,70 +2053,85 @@
     <w:pPr/>
     <w:rPr/>
   </w:style>
-  <w:style w:styleId="Heading1" w:type="paragraph">
+  <w:style w:type="paragraph" w:styleId="Heading1">
     <w:name w:val="heading 1"/>
     <w:basedOn w:val="Normal"/>
     <w:next w:val="BodyText"/>
     <w:link w:val="Heading1Char"/>
     <w:uiPriority w:val="9"/>
     <w:qFormat/>
+    <w:rsid w:val="00A10FD9"/>
     <w:pPr>
       <w:keepNext/>
       <w:keepLines/>
-      <w:spacing w:after="240" w:before="360" w:line="240" w:lineRule="auto"/>
+      <w:spacing w:before="240" w:after="120" w:line="276" w:lineRule="exact"/>
+      <w:ind w:firstLine="0"/>
       <w:jc w:val="center"/>
       <w:outlineLvl w:val="0"/>
     </w:pPr>
     <w:rPr>
+      <w:rFonts w:ascii="Times New Roman" w:hAnsi="Times New Roman" w:eastAsia="Times New Roman" w:cs="Times New Roman"/>
       <w:b/>
       <w:bCs/>
+      <w:caps/>
+      <w:color w:val="000000"/>
       <w:sz w:val="24"/>
       <w:szCs w:val="24"/>
     </w:rPr>
   </w:style>
-  <w:style w:styleId="Heading2" w:type="paragraph">
+  <w:style w:type="paragraph" w:styleId="Heading2">
     <w:name w:val="heading 2"/>
     <w:basedOn w:val="Normal"/>
     <w:next w:val="BodyText"/>
+    <w:link w:val="Heading2Char"/>
     <w:uiPriority w:val="9"/>
+    <w:semiHidden/>
     <w:unhideWhenUsed/>
     <w:qFormat/>
+    <w:rsid w:val="00A10FD9"/>
     <w:pPr>
       <w:keepNext/>
       <w:keepLines/>
-      <w:spacing w:after="200" w:before="300" w:line="240" w:lineRule="auto"/>
+      <w:spacing w:before="240" w:after="120" w:line="276" w:lineRule="exact"/>
+      <w:ind w:firstLine="0"/>
       <w:outlineLvl w:val="1"/>
     </w:pPr>
     <w:rPr>
+      <w:rFonts w:ascii="Times New Roman" w:hAnsi="Times New Roman" w:eastAsia="Times New Roman" w:cs="Times New Roman"/>
       <w:b/>
       <w:bCs/>
+      <w:color w:val="000000"/>
       <w:sz w:val="24"/>
       <w:szCs w:val="24"/>
     </w:rPr>
   </w:style>
-  <w:style w:styleId="Heading3" w:type="paragraph">
+  <w:style w:type="paragraph" w:styleId="Heading3">
     <w:name w:val="heading 3"/>
     <w:basedOn w:val="Normal"/>
     <w:next w:val="BodyText"/>
+    <w:link w:val="Heading3Char"/>
     <w:uiPriority w:val="9"/>
+    <w:semiHidden/>
     <w:unhideWhenUsed/>
     <w:qFormat/>
+    <w:rsid w:val="00A10FD9"/>
     <w:pPr>
       <w:keepNext/>
       <w:keepLines/>
-      <w:spacing w:after="180" w:before="240" w:line="240" w:lineRule="auto"/>
+      <w:spacing w:before="240" w:after="120" w:line="276" w:lineRule="exact"/>
+      <w:ind w:firstLine="0"/>
       <w:outlineLvl w:val="2"/>
     </w:pPr>
     <w:rPr>
+      <w:rFonts w:ascii="Times New Roman" w:hAnsi="Times New Roman" w:eastAsia="Times New Roman" w:cs="Times New Roman"/>
       <w:b/>
       <w:bCs/>
-      <w:i/>
-      <w:iCs/>
+      <w:color w:val="000000"/>
       <w:sz w:val="24"/>
       <w:szCs w:val="24"/>
     </w:rPr>
   </w:style>
-  <w:style w:styleId="Heading4" w:type="paragraph">
+  <w:style w:type="paragraph" w:styleId="Heading4">
     <w:name w:val="heading 4"/>
     <w:basedOn w:val="Normal"/>
     <w:next w:val="BodyText"/>
@@ -1152,17 +2144,21 @@
     <w:pPr>
       <w:keepNext/>
       <w:keepLines/>
-      <w:spacing w:after="40" w:before="80"/>
+      <w:spacing w:before="240" w:after="120" w:line="276" w:lineRule="exact"/>
+      <w:ind w:firstLine="0"/>
       <w:outlineLvl w:val="3"/>
     </w:pPr>
     <w:rPr>
-      <w:rFonts w:cstheme="majorBidi" w:eastAsiaTheme="majorEastAsia"/>
+      <w:rFonts w:ascii="Times New Roman" w:hAnsi="Times New Roman" w:eastAsia="Times New Roman" w:cs="Times New Roman"/>
+      <w:b/>
+      <w:bCs/>
       <w:i/>
-      <w:iCs/>
-      <w:color w:themeColor="accent1" w:themeShade="BF" w:val="0F4761"/>
-    </w:rPr>
-  </w:style>
-  <w:style w:styleId="Heading5" w:type="paragraph">
+      <w:color w:val="000000"/>
+      <w:sz w:val="24"/>
+      <w:szCs w:val="24"/>
+    </w:rPr>
+  </w:style>
+  <w:style w:type="paragraph" w:styleId="Heading5">
     <w:name w:val="heading 5"/>
     <w:basedOn w:val="Normal"/>
     <w:next w:val="BodyText"/>
@@ -1175,15 +2171,21 @@
     <w:pPr>
       <w:keepNext/>
       <w:keepLines/>
-      <w:spacing w:after="40" w:before="80"/>
+      <w:spacing w:before="240" w:after="120" w:line="276" w:lineRule="exact"/>
+      <w:ind w:firstLine="0"/>
       <w:outlineLvl w:val="4"/>
     </w:pPr>
     <w:rPr>
-      <w:rFonts w:cstheme="majorBidi" w:eastAsiaTheme="majorEastAsia"/>
-      <w:color w:themeColor="accent1" w:themeShade="BF" w:val="0F4761"/>
-    </w:rPr>
-  </w:style>
-  <w:style w:styleId="Heading6" w:type="paragraph">
+      <w:rFonts w:ascii="Times New Roman" w:hAnsi="Times New Roman" w:eastAsia="Times New Roman" w:cs="Times New Roman"/>
+      <w:b/>
+      <w:bCs/>
+      <w:i/>
+      <w:color w:val="000000"/>
+      <w:sz w:val="24"/>
+      <w:szCs w:val="24"/>
+    </w:rPr>
+  </w:style>
+  <w:style w:type="paragraph" w:styleId="Heading6">
     <w:name w:val="heading 6"/>
     <w:basedOn w:val="Normal"/>
     <w:next w:val="BodyText"/>
@@ -1196,17 +2198,17 @@
     <w:pPr>
       <w:keepNext/>
       <w:keepLines/>
-      <w:spacing w:after="0" w:before="40"/>
+      <w:spacing w:before="40" w:after="0"/>
       <w:outlineLvl w:val="5"/>
     </w:pPr>
     <w:rPr>
-      <w:rFonts w:cstheme="majorBidi" w:eastAsiaTheme="majorEastAsia"/>
+      <w:rFonts w:eastAsiaTheme="majorEastAsia" w:cstheme="majorBidi"/>
       <w:i/>
       <w:iCs/>
-      <w:color w:themeColor="text1" w:themeTint="A6" w:val="595959"/>
-    </w:rPr>
-  </w:style>
-  <w:style w:styleId="Heading7" w:type="paragraph">
+      <w:color w:val="595959" w:themeColor="text1" w:themeTint="A6"/>
+    </w:rPr>
+  </w:style>
+  <w:style w:type="paragraph" w:styleId="Heading7">
     <w:name w:val="heading 7"/>
     <w:basedOn w:val="Normal"/>
     <w:next w:val="BodyText"/>
@@ -1219,15 +2221,15 @@
     <w:pPr>
       <w:keepNext/>
       <w:keepLines/>
-      <w:spacing w:after="0" w:before="40"/>
+      <w:spacing w:before="40" w:after="0"/>
       <w:outlineLvl w:val="6"/>
     </w:pPr>
     <w:rPr>
-      <w:rFonts w:cstheme="majorBidi" w:eastAsiaTheme="majorEastAsia"/>
-      <w:color w:themeColor="text1" w:themeTint="A6" w:val="595959"/>
-    </w:rPr>
-  </w:style>
-  <w:style w:styleId="Heading8" w:type="paragraph">
+      <w:rFonts w:eastAsiaTheme="majorEastAsia" w:cstheme="majorBidi"/>
+      <w:color w:val="595959" w:themeColor="text1" w:themeTint="A6"/>
+    </w:rPr>
+  </w:style>
+  <w:style w:type="paragraph" w:styleId="Heading8">
     <w:name w:val="heading 8"/>
     <w:basedOn w:val="Normal"/>
     <w:next w:val="BodyText"/>
@@ -1244,13 +2246,13 @@
       <w:outlineLvl w:val="7"/>
     </w:pPr>
     <w:rPr>
-      <w:rFonts w:cstheme="majorBidi" w:eastAsiaTheme="majorEastAsia"/>
+      <w:rFonts w:eastAsiaTheme="majorEastAsia" w:cstheme="majorBidi"/>
       <w:i/>
       <w:iCs/>
-      <w:color w:themeColor="text1" w:themeTint="D8" w:val="272727"/>
-    </w:rPr>
-  </w:style>
-  <w:style w:styleId="Heading9" w:type="paragraph">
+      <w:color w:val="272727" w:themeColor="text1" w:themeTint="D8"/>
+    </w:rPr>
+  </w:style>
+  <w:style w:type="paragraph" w:styleId="Heading9">
     <w:name w:val="heading 9"/>
     <w:basedOn w:val="Normal"/>
     <w:next w:val="BodyText"/>
@@ -1267,24 +2269,24 @@
       <w:outlineLvl w:val="8"/>
     </w:pPr>
     <w:rPr>
-      <w:rFonts w:cstheme="majorBidi" w:eastAsiaTheme="majorEastAsia"/>
-      <w:color w:themeColor="text1" w:themeTint="D8" w:val="272727"/>
-    </w:rPr>
-  </w:style>
-  <w:style w:customStyle="1" w:styleId="Heading1Char" w:type="character">
+      <w:rFonts w:eastAsiaTheme="majorEastAsia" w:cstheme="majorBidi"/>
+      <w:color w:val="272727" w:themeColor="text1" w:themeTint="D8"/>
+    </w:rPr>
+  </w:style>
+  <w:style w:type="character" w:customStyle="1" w:styleId="Heading1Char">
     <w:name w:val="Heading 1 Char"/>
     <w:basedOn w:val="DefaultParagraphFont"/>
     <w:link w:val="Heading1"/>
     <w:uiPriority w:val="9"/>
     <w:rsid w:val="00A10FD9"/>
     <w:rPr>
-      <w:rFonts w:asciiTheme="majorHAnsi" w:cstheme="majorBidi" w:eastAsiaTheme="majorEastAsia" w:hAnsiTheme="majorHAnsi"/>
-      <w:color w:themeColor="accent1" w:themeShade="BF" w:val="0F4761"/>
+      <w:rFonts w:asciiTheme="majorHAnsi" w:eastAsiaTheme="majorEastAsia" w:hAnsiTheme="majorHAnsi" w:cstheme="majorBidi"/>
+      <w:color w:val="0F4761" w:themeColor="accent1" w:themeShade="BF"/>
       <w:sz w:val="40"/>
       <w:szCs w:val="40"/>
     </w:rPr>
   </w:style>
-  <w:style w:customStyle="1" w:styleId="Heading2Char" w:type="character">
+  <w:style w:type="character" w:customStyle="1" w:styleId="Heading2Char">
     <w:name w:val="Heading 2 Char"/>
     <w:basedOn w:val="DefaultParagraphFont"/>
     <w:link w:val="Heading2"/>
@@ -1292,13 +2294,13 @@
     <w:semiHidden/>
     <w:rsid w:val="00A10FD9"/>
     <w:rPr>
-      <w:rFonts w:asciiTheme="majorHAnsi" w:cstheme="majorBidi" w:eastAsiaTheme="majorEastAsia" w:hAnsiTheme="majorHAnsi"/>
-      <w:color w:themeColor="accent1" w:themeShade="BF" w:val="0F4761"/>
+      <w:rFonts w:asciiTheme="majorHAnsi" w:eastAsiaTheme="majorEastAsia" w:hAnsiTheme="majorHAnsi" w:cstheme="majorBidi"/>
+      <w:color w:val="0F4761" w:themeColor="accent1" w:themeShade="BF"/>
       <w:sz w:val="32"/>
       <w:szCs w:val="32"/>
     </w:rPr>
   </w:style>
-  <w:style w:customStyle="1" w:styleId="Heading3Char" w:type="character">
+  <w:style w:type="character" w:customStyle="1" w:styleId="Heading3Char">
     <w:name w:val="Heading 3 Char"/>
     <w:basedOn w:val="DefaultParagraphFont"/>
     <w:link w:val="Heading3"/>
@@ -1306,13 +2308,13 @@
     <w:semiHidden/>
     <w:rsid w:val="00A10FD9"/>
     <w:rPr>
-      <w:rFonts w:cstheme="majorBidi" w:eastAsiaTheme="majorEastAsia"/>
-      <w:color w:themeColor="accent1" w:themeShade="BF" w:val="0F4761"/>
+      <w:rFonts w:eastAsiaTheme="majorEastAsia" w:cstheme="majorBidi"/>
+      <w:color w:val="0F4761" w:themeColor="accent1" w:themeShade="BF"/>
       <w:sz w:val="28"/>
       <w:szCs w:val="28"/>
     </w:rPr>
   </w:style>
-  <w:style w:customStyle="1" w:styleId="Heading4Char" w:type="character">
+  <w:style w:type="character" w:customStyle="1" w:styleId="Heading4Char">
     <w:name w:val="Heading 4 Char"/>
     <w:basedOn w:val="DefaultParagraphFont"/>
     <w:link w:val="Heading4"/>
@@ -1320,13 +2322,13 @@
     <w:semiHidden/>
     <w:rsid w:val="00A10FD9"/>
     <w:rPr>
-      <w:rFonts w:cstheme="majorBidi" w:eastAsiaTheme="majorEastAsia"/>
+      <w:rFonts w:eastAsiaTheme="majorEastAsia" w:cstheme="majorBidi"/>
       <w:i/>
       <w:iCs/>
-      <w:color w:themeColor="accent1" w:themeShade="BF" w:val="0F4761"/>
-    </w:rPr>
-  </w:style>
-  <w:style w:customStyle="1" w:styleId="Heading5Char" w:type="character">
+      <w:color w:val="0F4761" w:themeColor="accent1" w:themeShade="BF"/>
+    </w:rPr>
+  </w:style>
+  <w:style w:type="character" w:customStyle="1" w:styleId="Heading5Char">
     <w:name w:val="Heading 5 Char"/>
     <w:basedOn w:val="DefaultParagraphFont"/>
     <w:link w:val="Heading5"/>
@@ -1334,11 +2336,11 @@
     <w:semiHidden/>
     <w:rsid w:val="00A10FD9"/>
     <w:rPr>
-      <w:rFonts w:cstheme="majorBidi" w:eastAsiaTheme="majorEastAsia"/>
-      <w:color w:themeColor="accent1" w:themeShade="BF" w:val="0F4761"/>
-    </w:rPr>
-  </w:style>
-  <w:style w:customStyle="1" w:styleId="Heading6Char" w:type="character">
+      <w:rFonts w:eastAsiaTheme="majorEastAsia" w:cstheme="majorBidi"/>
+      <w:color w:val="0F4761" w:themeColor="accent1" w:themeShade="BF"/>
+    </w:rPr>
+  </w:style>
+  <w:style w:type="character" w:customStyle="1" w:styleId="Heading6Char">
     <w:name w:val="Heading 6 Char"/>
     <w:basedOn w:val="DefaultParagraphFont"/>
     <w:link w:val="Heading6"/>
@@ -1346,13 +2348,13 @@
     <w:semiHidden/>
     <w:rsid w:val="00A10FD9"/>
     <w:rPr>
-      <w:rFonts w:cstheme="majorBidi" w:eastAsiaTheme="majorEastAsia"/>
+      <w:rFonts w:eastAsiaTheme="majorEastAsia" w:cstheme="majorBidi"/>
       <w:i/>
       <w:iCs/>
-      <w:color w:themeColor="text1" w:themeTint="A6" w:val="595959"/>
-    </w:rPr>
-  </w:style>
-  <w:style w:customStyle="1" w:styleId="Heading7Char" w:type="character">
+      <w:color w:val="595959" w:themeColor="text1" w:themeTint="A6"/>
+    </w:rPr>
+  </w:style>
+  <w:style w:type="character" w:customStyle="1" w:styleId="Heading7Char">
     <w:name w:val="Heading 7 Char"/>
     <w:basedOn w:val="DefaultParagraphFont"/>
     <w:link w:val="Heading7"/>
@@ -1360,11 +2362,11 @@
     <w:semiHidden/>
     <w:rsid w:val="00A10FD9"/>
     <w:rPr>
-      <w:rFonts w:cstheme="majorBidi" w:eastAsiaTheme="majorEastAsia"/>
-      <w:color w:themeColor="text1" w:themeTint="A6" w:val="595959"/>
-    </w:rPr>
-  </w:style>
-  <w:style w:customStyle="1" w:styleId="Heading8Char" w:type="character">
+      <w:rFonts w:eastAsiaTheme="majorEastAsia" w:cstheme="majorBidi"/>
+      <w:color w:val="595959" w:themeColor="text1" w:themeTint="A6"/>
+    </w:rPr>
+  </w:style>
+  <w:style w:type="character" w:customStyle="1" w:styleId="Heading8Char">
     <w:name w:val="Heading 8 Char"/>
     <w:basedOn w:val="DefaultParagraphFont"/>
     <w:link w:val="Heading8"/>
@@ -1372,13 +2374,13 @@
     <w:semiHidden/>
     <w:rsid w:val="00A10FD9"/>
     <w:rPr>
-      <w:rFonts w:cstheme="majorBidi" w:eastAsiaTheme="majorEastAsia"/>
+      <w:rFonts w:eastAsiaTheme="majorEastAsia" w:cstheme="majorBidi"/>
       <w:i/>
       <w:iCs/>
-      <w:color w:themeColor="text1" w:themeTint="D8" w:val="272727"/>
-    </w:rPr>
-  </w:style>
-  <w:style w:customStyle="1" w:styleId="Heading9Char" w:type="character">
+      <w:color w:val="272727" w:themeColor="text1" w:themeTint="D8"/>
+    </w:rPr>
+  </w:style>
+  <w:style w:type="character" w:customStyle="1" w:styleId="Heading9Char">
     <w:name w:val="Heading 9 Char"/>
     <w:basedOn w:val="DefaultParagraphFont"/>
     <w:link w:val="Heading9"/>
@@ -1386,23 +2388,32 @@
     <w:semiHidden/>
     <w:rsid w:val="00A10FD9"/>
     <w:rPr>
-      <w:rFonts w:cstheme="majorBidi" w:eastAsiaTheme="majorEastAsia"/>
-      <w:color w:themeColor="text1" w:themeTint="D8" w:val="272727"/>
-    </w:rPr>
-  </w:style>
-  <w:style w:styleId="BlockText" w:type="paragraph">
+      <w:rFonts w:eastAsiaTheme="majorEastAsia" w:cstheme="majorBidi"/>
+      <w:color w:val="272727" w:themeColor="text1" w:themeTint="D8"/>
+    </w:rPr>
+  </w:style>
+  <w:style w:type="paragraph" w:customStyle="1" w:styleId="ListItem">
+    <w:name w:val="List Item"/>
+    <w:basedOn w:val="BodyText"/>
+    <w:qFormat/>
+    <w:pPr>
+      <w:spacing w:before="0" w:after="0" w:line="552" w:lineRule="exact"/>
+      <w:ind w:left="720" w:hanging="720"/>
+    </w:pPr>
+  </w:style>
+  <w:style w:type="paragraph" w:styleId="BlockText">
     <w:name w:val="Block Text"/>
-    <w:basedOn w:val="Normal"/>
+    <w:basedOn w:val="BodyText"/>
     <w:next w:val="BodyText"/>
     <w:uiPriority w:val="9"/>
     <w:unhideWhenUsed/>
     <w:qFormat/>
     <w:pPr>
-      <w:spacing w:after="220" w:before="200" w:line="240" w:lineRule="auto"/>
-      <w:ind w:firstLine="0" w:left="1440" w:right="1440"/>
+      <w:spacing w:before="280" w:after="280" w:line="276" w:lineRule="exact"/>
+      <w:ind w:firstLine="0" w:left="720" w:right="720"/>
     </w:pPr>
   </w:style>
-  <w:style w:styleId="FootnoteText" w:type="paragraph">
+  <w:style w:type="paragraph" w:styleId="FootnoteText">
     <w:name w:val="Footnote Text"/>
     <w:basedOn w:val="Normal"/>
     <w:next w:val="FootnoteText"/>
@@ -1410,14 +2421,15 @@
     <w:unhideWhenUsed/>
     <w:qFormat/>
     <w:pPr>
-      <w:spacing w:after="60" w:line="240" w:lineRule="auto"/>
+      <w:keepLines/>
+      <w:spacing w:before="0" w:after="140" w:line="276" w:lineRule="exact"/>
     </w:pPr>
     <w:rPr>
       <w:sz w:val="24"/>
       <w:szCs w:val="24"/>
     </w:rPr>
   </w:style>
-  <w:style w:styleId="FootnoteBlockText" w:type="paragraph">
+  <w:style w:type="paragraph" w:styleId="FootnoteBlockText">
     <w:name w:val="Footnote Block Text"/>
     <w:basedOn w:val="FootnoteText"/>
     <w:next w:val="FootnoteText"/>
@@ -1425,38 +2437,29 @@
     <w:unhideWhenUsed/>
     <w:qFormat/>
     <w:pPr>
-      <w:spacing w:after="100" w:before="100"/>
-      <w:ind w:firstLine="0" w:left="480" w:right="480"/>
+      <w:spacing w:before="280" w:after="280"/>
+      <w:ind w:firstLine="0" w:left="720" w:right="720"/>
     </w:pPr>
   </w:style>
-  <w:style w:default="1" w:styleId="DefaultParagraphFont" w:type="character">
+  <w:style w:type="character" w:default="1" w:styleId="DefaultParagraphFont">
     <w:name w:val="Default Paragraph Font"/>
     <w:semiHidden/>
     <w:unhideWhenUsed/>
   </w:style>
-  <w:style w:default="1" w:styleId="Table" w:type="table">
+  <w:style w:type="table" w:default="1" w:styleId="Table">
     <w:name w:val="Table"/>
     <w:basedOn w:val="TableNormal"/>
-    <w:semiHidden/>
-    <w:unhideWhenUsed/>
     <w:qFormat/>
     <w:tblPr>
-      <w:tblInd w:type="dxa" w:w="0"/>
+      <w:tblInd w:w="0" w:type="dxa"/>
       <w:tblCellMar>
-        <w:top w:type="dxa" w:w="0"/>
-        <w:left w:type="dxa" w:w="108"/>
-        <w:bottom w:type="dxa" w:w="0"/>
-        <w:right w:type="dxa" w:w="108"/>
+        <w:top w:w="0" w:type="dxa"/>
+        <w:left w:w="108" w:type="dxa"/>
+        <w:bottom w:w="0" w:type="dxa"/>
+        <w:right w:w="108" w:type="dxa"/>
       </w:tblCellMar>
     </w:tblPr>
     <w:tblStylePr w:type="firstRow">
-      <w:tblPr>
-        <w:jc w:val="left"/>
-        <w:tblInd w:type="dxa" w:w="0"/>
-      </w:tblPr>
-      <w:trPr>
-        <w:jc w:val="left"/>
-      </w:trPr>
       <w:tcPr>
         <w:tcBorders>
           <w:bottom w:val="single"/>
@@ -1465,7 +2468,7 @@
       </w:tcPr>
     </w:tblStylePr>
   </w:style>
-  <w:style w:customStyle="1" w:styleId="DefinitionTerm" w:type="paragraph">
+  <w:style w:type="paragraph" w:customStyle="1" w:styleId="DefinitionTerm">
     <w:name w:val="Definition Term"/>
     <w:basedOn w:val="Normal"/>
     <w:next w:val="Definition"/>
@@ -1478,49 +2481,49 @@
       <w:b/>
     </w:rPr>
   </w:style>
-  <w:style w:customStyle="1" w:styleId="Definition" w:type="paragraph">
+  <w:style w:type="paragraph" w:customStyle="1" w:styleId="Definition">
     <w:name w:val="Definition"/>
     <w:basedOn w:val="Normal"/>
   </w:style>
-  <w:style w:styleId="Caption" w:type="paragraph">
+  <w:style w:type="paragraph" w:styleId="Caption">
     <w:name w:val="Caption"/>
     <w:basedOn w:val="Normal"/>
     <w:link w:val="BodyTextChar"/>
     <w:pPr>
-      <w:spacing w:after="120" w:before="0"/>
+      <w:spacing w:before="0" w:after="120"/>
     </w:pPr>
     <w:rPr>
       <w:i/>
     </w:rPr>
   </w:style>
-  <w:style w:customStyle="1" w:styleId="TableCaption" w:type="paragraph">
+  <w:style w:type="paragraph" w:customStyle="1" w:styleId="TableCaption">
     <w:name w:val="Table Caption"/>
     <w:basedOn w:val="Caption"/>
     <w:pPr>
       <w:keepNext/>
     </w:pPr>
   </w:style>
-  <w:style w:customStyle="1" w:styleId="ImageCaption" w:type="paragraph">
+  <w:style w:type="paragraph" w:customStyle="1" w:styleId="ImageCaption">
     <w:name w:val="Image Caption"/>
     <w:basedOn w:val="Caption"/>
   </w:style>
-  <w:style w:customStyle="1" w:styleId="Figure" w:type="paragraph">
+  <w:style w:type="paragraph" w:customStyle="1" w:styleId="Figure">
     <w:name w:val="Figure"/>
     <w:basedOn w:val="Normal"/>
   </w:style>
-  <w:style w:customStyle="1" w:styleId="CaptionedFigure" w:type="paragraph">
+  <w:style w:type="paragraph" w:customStyle="1" w:styleId="CaptionedFigure">
     <w:name w:val="Captioned Figure"/>
     <w:basedOn w:val="Figure"/>
     <w:pPr>
       <w:keepNext/>
     </w:pPr>
   </w:style>
-  <w:style w:customStyle="1" w:styleId="BodyTextChar" w:type="character">
+  <w:style w:type="character" w:customStyle="1" w:styleId="BodyTextChar">
     <w:name w:val="Body Text Char"/>
     <w:basedOn w:val="DefaultParagraphFont"/>
     <w:link w:val="BodyText"/>
   </w:style>
-  <w:style w:customStyle="1" w:styleId="VerbatimChar" w:type="character">
+  <w:style w:type="character" w:customStyle="1" w:styleId="VerbatimChar">
     <w:name w:val="Verbatim Char"/>
     <w:basedOn w:val="BodyTextChar"/>
     <w:rPr>
@@ -1528,25 +2531,25 @@
       <w:sz w:val="22"/>
     </w:rPr>
   </w:style>
-  <w:style w:customStyle="1" w:styleId="SectionNumber" w:type="character">
+  <w:style w:type="character" w:customStyle="1" w:styleId="SectionNumber">
     <w:name w:val="Section Number"/>
     <w:basedOn w:val="BodyTextChar"/>
   </w:style>
-  <w:style w:styleId="FootnoteReference" w:type="character">
+  <w:style w:type="character" w:styleId="FootnoteReference">
     <w:name w:val="Footnote Reference"/>
     <w:basedOn w:val="BodyTextChar"/>
     <w:rPr>
       <w:vertAlign w:val="superscript"/>
     </w:rPr>
   </w:style>
-  <w:style w:styleId="Hyperlink" w:type="character">
+  <w:style w:type="character" w:styleId="Hyperlink">
     <w:name w:val="Hyperlink"/>
     <w:basedOn w:val="BodyTextChar"/>
     <w:rPr>
-      <w:color w:themeColor="accent1" w:val="4F81BD"/>
-    </w:rPr>
-  </w:style>
-  <w:style w:styleId="TOCHeading" w:type="paragraph">
+      <w:color w:val="000000"/>
+    </w:rPr>
+  </w:style>
+  <w:style w:type="paragraph" w:styleId="TOCHeading">
     <w:name w:val="TOC Heading"/>
     <w:basedOn w:val="Heading1"/>
     <w:next w:val="BodyText"/>
@@ -1558,83 +2561,11 @@
       <w:outlineLvl w:val="9"/>
     </w:pPr>
     <w:rPr>
-      <w:rFonts w:asciiTheme="majorHAnsi" w:cstheme="majorBidi" w:eastAsiaTheme="majorEastAsia" w:hAnsiTheme="majorHAnsi"/>
+      <w:rFonts w:asciiTheme="majorHAnsi" w:eastAsiaTheme="majorEastAsia" w:hAnsiTheme="majorHAnsi" w:cstheme="majorBidi"/>
       <w:b w:val="0"/>
       <w:bCs w:val="0"/>
-      <w:color w:themeColor="accent1" w:themeShade="BF" w:val="365F91"/>
-    </w:rPr>
-  </w:style>
-  <w:style w:customStyle="1" w:styleId="DraftingNote" w:type="paragraph">
-    <w:name w:val="Drafting Note"/>
-    <w:basedOn w:val="Normal"/>
-    <w:next w:val="BodyText"/>
-    <w:qFormat/>
-    <w:pPr>
-      <w:keepNext/>
-      <w:spacing w:after="180" w:before="180" w:line="240" w:lineRule="auto"/>
-    </w:pPr>
-    <w:rPr>
-      <w:i/>
-      <w:iCs/>
-    </w:rPr>
-  </w:style>
-  <w:style w:customStyle="1" w:styleId="CaptionCenter" w:type="paragraph">
-    <w:name w:val="Caption Center"/>
-    <w:basedOn w:val="Normal"/>
-    <w:qFormat/>
-    <w:pPr>
-      <w:spacing w:after="0" w:before="0" w:line="240" w:lineRule="auto"/>
-      <w:jc w:val="center"/>
-    </w:pPr>
-    <w:rPr>
-      <w:b/>
-      <w:bCs/>
-    </w:rPr>
-  </w:style>
-  <w:style w:customStyle="1" w:styleId="CaptionLine" w:type="paragraph">
-    <w:name w:val="Caption Line"/>
-    <w:basedOn w:val="Normal"/>
-    <w:qFormat/>
-    <w:pPr>
-      <w:spacing w:after="60" w:before="0" w:line="240" w:lineRule="auto"/>
-    </w:pPr>
-  </w:style>
-  <w:style w:customStyle="1" w:styleId="PaperTitle" w:type="paragraph">
-    <w:name w:val="Paper Title"/>
-    <w:basedOn w:val="Normal"/>
-    <w:next w:val="BodyText"/>
-    <w:qFormat/>
-    <w:pPr>
-      <w:keepNext/>
-      <w:spacing w:after="240" w:before="280" w:line="240" w:lineRule="auto"/>
-      <w:jc w:val="center"/>
-    </w:pPr>
-    <w:rPr>
-      <w:b/>
-      <w:bCs/>
-      <w:u w:val="single"/>
-    </w:rPr>
-  </w:style>
-  <w:style w:customStyle="1" w:styleId="BodyTextKeep" w:type="paragraph">
-    <w:name w:val="Body Text Keep"/>
-    <w:basedOn w:val="BodyText"/>
-    <w:next w:val="BodyText"/>
-    <w:qFormat/>
-    <w:pPr>
-      <w:keepNext/>
-      <w:keepLines/>
-    </w:pPr>
-  </w:style>
-  <w:style w:customStyle="1" w:styleId="SignatureBlock" w:type="paragraph">
-    <w:name w:val="Signature Block"/>
-    <w:basedOn w:val="Normal"/>
-    <w:qFormat/>
-    <w:pPr>
-      <w:keepNext/>
-      <w:keepLines/>
-      <w:spacing w:after="60" w:before="0" w:line="240" w:lineRule="auto"/>
-      <w:ind w:left="4680"/>
-    </w:pPr>
+      <w:color w:val="365F91" w:themeColor="accent1" w:themeShade="BF"/>
+    </w:rPr>
   </w:style>
   <w:style w:type="paragraph" w:customStyle="1" w:styleId="SourceCode">
     <w:name w:val="Source Code"/>
